--- a/uploads/FS_Shipping (SSCC) Labels (1).docx
+++ b/uploads/FS_Shipping (SSCC) Labels (1).docx
@@ -1,6 +1,6 @@
 
 <file path=word/document.xml><?xml version="1.0" encoding="utf-8"?>
-<w:document xmlns:wpc="http://schemas.microsoft.com/office/word/2010/wordprocessingCanvas" xmlns:cx="http://schemas.microsoft.com/office/drawing/2014/chartex" xmlns:cx1="http://schemas.microsoft.com/office/drawing/2015/9/8/chartex" xmlns:cx2="http://schemas.microsoft.com/office/drawing/2015/10/21/chartex" xmlns:cx3="http://schemas.microsoft.com/office/drawing/2016/5/9/chartex" xmlns:cx4="http://schemas.microsoft.com/office/drawing/2016/5/10/chartex" xmlns:cx5="http://schemas.microsoft.com/office/drawing/2016/5/11/chartex" xmlns:cx6="http://schemas.microsoft.com/office/drawing/2016/5/12/chartex" xmlns:cx7="http://schemas.microsoft.com/office/drawing/2016/5/13/chartex" xmlns:cx8="http://schemas.microsoft.com/office/drawing/2016/5/14/chartex" xmlns:mc="http://schemas.openxmlformats.org/markup-compatibility/2006" xmlns:aink="http://schemas.microsoft.com/office/drawing/2016/ink" xmlns:am3d="http://schemas.microsoft.com/office/drawing/2017/model3d" xmlns:o="urn:schemas-microsoft-com:office:office" xmlns:oel="http://schemas.microsoft.com/office/2019/extlst" xmlns:r="http://schemas.openxmlformats.org/officeDocument/2006/relationships" xmlns:m="http://schemas.openxmlformats.org/officeDocument/2006/math" xmlns:v="urn:schemas-microsoft-com:vml" xmlns:wp14="http://schemas.microsoft.com/office/word/2010/wordprocessingDrawing" xmlns:wp="http://schemas.openxmlformats.org/drawingml/2006/wordprocessingDrawing" xmlns:w10="urn:schemas-microsoft-com:office:word" xmlns:w="http://schemas.openxmlformats.org/wordprocessingml/2006/main" xmlns:w14="http://schemas.microsoft.com/office/word/2010/wordml" xmlns:w15="http://schemas.microsoft.com/office/word/2012/wordml" xmlns:w16cex="http://schemas.microsoft.com/office/word/2018/wordml/cex" xmlns:w16cid="http://schemas.microsoft.com/office/word/2016/wordml/cid" xmlns:w16="http://schemas.microsoft.com/office/word/2018/wordml" xmlns:w16du="http://schemas.microsoft.com/office/word/2023/wordml/word16du" xmlns:w16sdtdh="http://schemas.microsoft.com/office/word/2020/wordml/sdtdatahash" xmlns:w16se="http://schemas.microsoft.com/office/word/2015/wordml/symex" xmlns:wpg="http://schemas.microsoft.com/office/word/2010/wordprocessingGroup" xmlns:wpi="http://schemas.microsoft.com/office/word/2010/wordprocessingInk" xmlns:wne="http://schemas.microsoft.com/office/word/2006/wordml" xmlns:wps="http://schemas.microsoft.com/office/word/2010/wordprocessingShape" mc:Ignorable="w14 w15 w16se w16cid w16 w16cex w16sdtdh w16du wp14">
+<w:document xmlns:wpc="http://schemas.microsoft.com/office/word/2010/wordprocessingCanvas" xmlns:cx="http://schemas.microsoft.com/office/drawing/2014/chartex" xmlns:cx1="http://schemas.microsoft.com/office/drawing/2015/9/8/chartex" xmlns:cx2="http://schemas.microsoft.com/office/drawing/2015/10/21/chartex" xmlns:cx3="http://schemas.microsoft.com/office/drawing/2016/5/9/chartex" xmlns:cx4="http://schemas.microsoft.com/office/drawing/2016/5/10/chartex" xmlns:cx5="http://schemas.microsoft.com/office/drawing/2016/5/11/chartex" xmlns:cx6="http://schemas.microsoft.com/office/drawing/2016/5/12/chartex" xmlns:cx7="http://schemas.microsoft.com/office/drawing/2016/5/13/chartex" xmlns:cx8="http://schemas.microsoft.com/office/drawing/2016/5/14/chartex" xmlns:mc="http://schemas.openxmlformats.org/markup-compatibility/2006" xmlns:aink="http://schemas.microsoft.com/office/drawing/2016/ink" xmlns:am3d="http://schemas.microsoft.com/office/drawing/2017/model3d" xmlns:o="urn:schemas-microsoft-com:office:office" xmlns:oel="http://schemas.microsoft.com/office/2019/extlst" xmlns:r="http://schemas.openxmlformats.org/officeDocument/2006/relationships" xmlns:m="http://schemas.openxmlformats.org/officeDocument/2006/math" xmlns:v="urn:schemas-microsoft-com:vml" xmlns:wp14="http://schemas.microsoft.com/office/word/2010/wordprocessingDrawing" xmlns:wp="http://schemas.openxmlformats.org/drawingml/2006/wordprocessingDrawing" xmlns:w10="urn:schemas-microsoft-com:office:word" xmlns:w="http://schemas.openxmlformats.org/wordprocessingml/2006/main" xmlns:w14="http://schemas.microsoft.com/office/word/2010/wordml" xmlns:w15="http://schemas.microsoft.com/office/word/2012/wordml" xmlns:w16cex="http://schemas.microsoft.com/office/word/2018/wordml/cex" xmlns:w16cid="http://schemas.microsoft.com/office/word/2016/wordml/cid" xmlns:w16="http://schemas.microsoft.com/office/word/2018/wordml" xmlns:w16du="http://schemas.microsoft.com/office/word/2023/wordml/word16du" xmlns:w16sdtdh="http://schemas.microsoft.com/office/word/2020/wordml/sdtdatahash" xmlns:w16sdtfl="http://schemas.microsoft.com/office/word/2024/wordml/sdtformatlock" xmlns:w16se="http://schemas.microsoft.com/office/word/2015/wordml/symex" xmlns:wpg="http://schemas.microsoft.com/office/word/2010/wordprocessingGroup" xmlns:wpi="http://schemas.microsoft.com/office/word/2010/wordprocessingInk" xmlns:wne="http://schemas.microsoft.com/office/word/2006/wordml" xmlns:wps="http://schemas.microsoft.com/office/word/2010/wordprocessingShape" mc:Ignorable="w14 w15 w16se w16cid w16 w16cex w16sdtdh w16sdtfl w16du wp14">
   <w:body>
     <w:p>
       <w:pPr>
@@ -16577,11 +16577,12 @@
       <w:r>
         <w:rPr>
           <w:rFonts w:cs="Arial"/>
+          <w:noProof/>
           <w:sz w:val="18"/>
           <w:szCs w:val="18"/>
           <w:lang w:val="en-GB"/>
         </w:rPr>
-        <w:object w:dxaOrig="1513" w:dyaOrig="985" w14:anchorId="60BBB504">
+        <w:object w:dxaOrig="1520" w:dyaOrig="980" w14:anchorId="5F1ACCCA">
           <v:shapetype id="_x0000_t75" coordsize="21600,21600" o:spt="75" o:preferrelative="t" path="m@4@5l@4@11@9@11@9@5xe" filled="f" stroked="f">
             <v:stroke joinstyle="miter"/>
             <v:formulas>
@@ -16601,10 +16602,10 @@
             <v:path o:extrusionok="f" gradientshapeok="t" o:connecttype="rect"/>
             <o:lock v:ext="edit" aspectratio="t"/>
           </v:shapetype>
-          <v:shape id="_x0000_i1025" type="#_x0000_t75" style="width:75.6pt;height:49.2pt" o:ole="">
+          <v:shape id="_x0000_i1027" type="#_x0000_t75" alt="" style="width:75.95pt;height:48.75pt;mso-width-percent:0;mso-height-percent:0;mso-width-percent:0;mso-height-percent:0" o:ole="">
             <v:imagedata r:id="rId11" o:title=""/>
           </v:shape>
-          <o:OLEObject Type="Embed" ProgID="Excel.Sheet.12" ShapeID="_x0000_i1025" DrawAspect="Icon" ObjectID="_1785829300" r:id="rId12"/>
+          <o:OLEObject Type="Embed" ProgID="Excel.Sheet.12" ShapeID="_x0000_i1027" DrawAspect="Icon" ObjectID="_1801658866" r:id="rId12"/>
         </w:object>
       </w:r>
     </w:p>
@@ -16918,13 +16919,14 @@
       <w:r>
         <w:rPr>
           <w:iCs/>
+          <w:noProof/>
           <w:lang w:val="en-US"/>
         </w:rPr>
-        <w:object w:dxaOrig="1532" w:dyaOrig="1001" w14:anchorId="444FB478">
-          <v:shape id="_x0000_i1026" type="#_x0000_t75" style="width:76.8pt;height:49.2pt" o:ole="">
+        <w:object w:dxaOrig="1532" w:dyaOrig="1001" w14:anchorId="60FD6746">
+          <v:shape id="_x0000_i1026" type="#_x0000_t75" alt="" style="width:77.1pt;height:48.75pt;mso-width-percent:0;mso-height-percent:0;mso-width-percent:0;mso-height-percent:0" o:ole="">
             <v:imagedata r:id="rId13" o:title=""/>
           </v:shape>
-          <o:OLEObject Type="Embed" ProgID="Excel.Sheet.12" ShapeID="_x0000_i1026" DrawAspect="Icon" ObjectID="_1785829301" r:id="rId14"/>
+          <o:OLEObject Type="Embed" ProgID="Excel.Sheet.12" ShapeID="_x0000_i1026" DrawAspect="Icon" ObjectID="_1801658867" r:id="rId14"/>
         </w:object>
       </w:r>
     </w:p>
@@ -31927,6 +31929,874 @@
     </w:p>
     <w:p>
       <w:pPr>
+        <w:pStyle w:val="NormalWeb"/>
+        <w:numPr>
+          <w:ilvl w:val="0"/>
+          <w:numId w:val="40"/>
+        </w:numPr>
+        <w:spacing w:before="240" w:beforeAutospacing="0" w:after="0" w:afterAutospacing="0"/>
+        <w:rPr>
+          <w:rFonts w:ascii="Helvetica Neue" w:hAnsi="Helvetica Neue"/>
+          <w:sz w:val="21"/>
+          <w:szCs w:val="21"/>
+        </w:rPr>
+      </w:pPr>
+      <w:r>
+        <w:rPr>
+          <w:rStyle w:val="Strong"/>
+          <w:rFonts w:ascii="Helvetica Neue" w:hAnsi="Helvetica Neue"/>
+          <w:sz w:val="21"/>
+          <w:szCs w:val="21"/>
+        </w:rPr>
+        <w:t>/SCWM/EX_TASK_END</w:t>
+      </w:r>
+    </w:p>
+    <w:p>
+      <w:pPr>
+        <w:numPr>
+          <w:ilvl w:val="1"/>
+          <w:numId w:val="40"/>
+        </w:numPr>
+        <w:spacing w:before="120" w:after="120" w:line="240" w:lineRule="auto"/>
+        <w:rPr>
+          <w:rFonts w:ascii="Helvetica Neue" w:hAnsi="Helvetica Neue"/>
+          <w:sz w:val="21"/>
+          <w:szCs w:val="21"/>
+        </w:rPr>
+      </w:pPr>
+      <w:r>
+        <w:rPr>
+          <w:rStyle w:val="Strong"/>
+          <w:rFonts w:ascii="Helvetica Neue" w:hAnsi="Helvetica Neue"/>
+          <w:sz w:val="21"/>
+          <w:szCs w:val="21"/>
+        </w:rPr>
+        <w:t>Purpose:</w:t>
+      </w:r>
+      <w:r>
+        <w:rPr>
+          <w:rFonts w:ascii="Helvetica Neue" w:hAnsi="Helvetica Neue"/>
+          <w:sz w:val="21"/>
+          <w:szCs w:val="21"/>
+        </w:rPr>
+        <w:t> Trigger SSCC label generation after warehouse task completion (e.g., PICK HU task via RF gun).</w:t>
+      </w:r>
+    </w:p>
+    <w:p>
+      <w:pPr>
+        <w:numPr>
+          <w:ilvl w:val="1"/>
+          <w:numId w:val="40"/>
+        </w:numPr>
+        <w:spacing w:before="120" w:after="120" w:line="240" w:lineRule="auto"/>
+        <w:rPr>
+          <w:rFonts w:ascii="Helvetica Neue" w:hAnsi="Helvetica Neue"/>
+          <w:sz w:val="21"/>
+          <w:szCs w:val="21"/>
+        </w:rPr>
+      </w:pPr>
+      <w:r>
+        <w:rPr>
+          <w:rStyle w:val="Strong"/>
+          <w:rFonts w:ascii="Helvetica Neue" w:hAnsi="Helvetica Neue"/>
+          <w:sz w:val="21"/>
+          <w:szCs w:val="21"/>
+        </w:rPr>
+        <w:t>Use Case:</w:t>
+      </w:r>
+    </w:p>
+    <w:p>
+      <w:pPr>
+        <w:numPr>
+          <w:ilvl w:val="2"/>
+          <w:numId w:val="40"/>
+        </w:numPr>
+        <w:spacing w:before="120" w:after="120" w:line="240" w:lineRule="auto"/>
+        <w:rPr>
+          <w:rFonts w:ascii="Helvetica Neue" w:hAnsi="Helvetica Neue"/>
+          <w:sz w:val="21"/>
+          <w:szCs w:val="21"/>
+        </w:rPr>
+      </w:pPr>
+      <w:r>
+        <w:rPr>
+          <w:rFonts w:ascii="Helvetica Neue" w:hAnsi="Helvetica Neue"/>
+          <w:sz w:val="21"/>
+          <w:szCs w:val="21"/>
+        </w:rPr>
+        <w:t>LTL/TL: Generate XML file via custom program when picking is completed.</w:t>
+      </w:r>
+    </w:p>
+    <w:p>
+      <w:pPr>
+        <w:numPr>
+          <w:ilvl w:val="2"/>
+          <w:numId w:val="40"/>
+        </w:numPr>
+        <w:spacing w:before="120" w:after="120" w:line="240" w:lineRule="auto"/>
+        <w:rPr>
+          <w:rFonts w:ascii="Helvetica Neue" w:hAnsi="Helvetica Neue"/>
+          <w:sz w:val="21"/>
+          <w:szCs w:val="21"/>
+        </w:rPr>
+      </w:pPr>
+      <w:r>
+        <w:rPr>
+          <w:rFonts w:ascii="Helvetica Neue" w:hAnsi="Helvetica Neue"/>
+          <w:sz w:val="21"/>
+          <w:szCs w:val="21"/>
+        </w:rPr>
+        <w:t>Update custom table </w:t>
+      </w:r>
+      <w:r>
+        <w:rPr>
+          <w:rStyle w:val="Strong"/>
+          <w:rFonts w:ascii="Helvetica Neue" w:hAnsi="Helvetica Neue"/>
+          <w:sz w:val="21"/>
+          <w:szCs w:val="21"/>
+        </w:rPr>
+        <w:t>ZTEWM_FORMPRINT</w:t>
+      </w:r>
+      <w:r>
+        <w:rPr>
+          <w:rFonts w:ascii="Helvetica Neue" w:hAnsi="Helvetica Neue"/>
+          <w:sz w:val="21"/>
+          <w:szCs w:val="21"/>
+        </w:rPr>
+        <w:t> with SSCC data.</w:t>
+      </w:r>
+    </w:p>
+    <w:p>
+      <w:pPr>
+        <w:pStyle w:val="NormalWeb"/>
+        <w:numPr>
+          <w:ilvl w:val="0"/>
+          <w:numId w:val="40"/>
+        </w:numPr>
+        <w:spacing w:before="240" w:beforeAutospacing="0" w:after="0" w:afterAutospacing="0"/>
+        <w:rPr>
+          <w:rFonts w:ascii="Helvetica Neue" w:hAnsi="Helvetica Neue"/>
+          <w:sz w:val="21"/>
+          <w:szCs w:val="21"/>
+        </w:rPr>
+      </w:pPr>
+      <w:r>
+        <w:rPr>
+          <w:rStyle w:val="Strong"/>
+          <w:rFonts w:ascii="Helvetica Neue" w:hAnsi="Helvetica Neue"/>
+          <w:sz w:val="21"/>
+          <w:szCs w:val="21"/>
+        </w:rPr>
+        <w:t>/SCWM/EX_HU_PACK</w:t>
+      </w:r>
+    </w:p>
+    <w:p>
+      <w:pPr>
+        <w:numPr>
+          <w:ilvl w:val="1"/>
+          <w:numId w:val="40"/>
+        </w:numPr>
+        <w:spacing w:before="120" w:after="120" w:line="240" w:lineRule="auto"/>
+        <w:rPr>
+          <w:rFonts w:ascii="Helvetica Neue" w:hAnsi="Helvetica Neue"/>
+          <w:sz w:val="21"/>
+          <w:szCs w:val="21"/>
+        </w:rPr>
+      </w:pPr>
+      <w:r>
+        <w:rPr>
+          <w:rStyle w:val="Strong"/>
+          <w:rFonts w:ascii="Helvetica Neue" w:hAnsi="Helvetica Neue"/>
+          <w:sz w:val="21"/>
+          <w:szCs w:val="21"/>
+        </w:rPr>
+        <w:t>Purpose:</w:t>
+      </w:r>
+      <w:r>
+        <w:rPr>
+          <w:rFonts w:ascii="Helvetica Neue" w:hAnsi="Helvetica Neue"/>
+          <w:sz w:val="21"/>
+          <w:szCs w:val="21"/>
+        </w:rPr>
+        <w:t> Customize HU creation logic for carton-level SSCC assignment.</w:t>
+      </w:r>
+    </w:p>
+    <w:p>
+      <w:pPr>
+        <w:numPr>
+          <w:ilvl w:val="1"/>
+          <w:numId w:val="40"/>
+        </w:numPr>
+        <w:spacing w:before="120" w:after="120" w:line="240" w:lineRule="auto"/>
+        <w:rPr>
+          <w:rFonts w:ascii="Helvetica Neue" w:hAnsi="Helvetica Neue"/>
+          <w:sz w:val="21"/>
+          <w:szCs w:val="21"/>
+        </w:rPr>
+      </w:pPr>
+      <w:r>
+        <w:rPr>
+          <w:rStyle w:val="Strong"/>
+          <w:rFonts w:ascii="Helvetica Neue" w:hAnsi="Helvetica Neue"/>
+          <w:sz w:val="21"/>
+          <w:szCs w:val="21"/>
+        </w:rPr>
+        <w:t>Use Case:</w:t>
+      </w:r>
+    </w:p>
+    <w:p>
+      <w:pPr>
+        <w:numPr>
+          <w:ilvl w:val="2"/>
+          <w:numId w:val="40"/>
+        </w:numPr>
+        <w:spacing w:before="120" w:after="120" w:line="240" w:lineRule="auto"/>
+        <w:rPr>
+          <w:rFonts w:ascii="Helvetica Neue" w:hAnsi="Helvetica Neue"/>
+          <w:sz w:val="21"/>
+          <w:szCs w:val="21"/>
+        </w:rPr>
+      </w:pPr>
+      <w:r>
+        <w:rPr>
+          <w:rFonts w:ascii="Helvetica Neue" w:hAnsi="Helvetica Neue"/>
+          <w:sz w:val="21"/>
+          <w:szCs w:val="21"/>
+        </w:rPr>
+        <w:lastRenderedPageBreak/>
+        <w:t>Handle HU generation rules for </w:t>
+      </w:r>
+      <w:r>
+        <w:rPr>
+          <w:rStyle w:val="Strong"/>
+          <w:rFonts w:ascii="Helvetica Neue" w:hAnsi="Helvetica Neue"/>
+          <w:sz w:val="21"/>
+          <w:szCs w:val="21"/>
+        </w:rPr>
+        <w:t>Multiple/Single Package Delivery</w:t>
+      </w:r>
+      <w:r>
+        <w:rPr>
+          <w:rFonts w:ascii="Helvetica Neue" w:hAnsi="Helvetica Neue"/>
+          <w:sz w:val="21"/>
+          <w:szCs w:val="21"/>
+        </w:rPr>
+        <w:t> (e.g., carton quantity thresholds).</w:t>
+      </w:r>
+    </w:p>
+    <w:p>
+      <w:pPr>
+        <w:numPr>
+          <w:ilvl w:val="2"/>
+          <w:numId w:val="40"/>
+        </w:numPr>
+        <w:spacing w:before="120" w:after="120" w:line="240" w:lineRule="auto"/>
+        <w:rPr>
+          <w:rFonts w:ascii="Helvetica Neue" w:hAnsi="Helvetica Neue"/>
+          <w:sz w:val="21"/>
+          <w:szCs w:val="21"/>
+        </w:rPr>
+      </w:pPr>
+      <w:r>
+        <w:rPr>
+          <w:rFonts w:ascii="Helvetica Neue" w:hAnsi="Helvetica Neue"/>
+          <w:sz w:val="21"/>
+          <w:szCs w:val="21"/>
+        </w:rPr>
+        <w:t>Enable/disable "Single Package Delivery" checkbox logic.</w:t>
+      </w:r>
+    </w:p>
+    <w:p>
+      <w:pPr>
+        <w:pStyle w:val="NormalWeb"/>
+        <w:numPr>
+          <w:ilvl w:val="0"/>
+          <w:numId w:val="40"/>
+        </w:numPr>
+        <w:spacing w:before="240" w:beforeAutospacing="0" w:after="0" w:afterAutospacing="0"/>
+        <w:rPr>
+          <w:rFonts w:ascii="Helvetica Neue" w:hAnsi="Helvetica Neue"/>
+          <w:sz w:val="21"/>
+          <w:szCs w:val="21"/>
+        </w:rPr>
+      </w:pPr>
+      <w:r>
+        <w:rPr>
+          <w:rStyle w:val="Strong"/>
+          <w:rFonts w:ascii="Helvetica Neue" w:hAnsi="Helvetica Neue"/>
+          <w:sz w:val="21"/>
+          <w:szCs w:val="21"/>
+        </w:rPr>
+        <w:t>/SCWM/EX_SHIPMENT_END</w:t>
+      </w:r>
+    </w:p>
+    <w:p>
+      <w:pPr>
+        <w:numPr>
+          <w:ilvl w:val="1"/>
+          <w:numId w:val="40"/>
+        </w:numPr>
+        <w:spacing w:before="120" w:after="120" w:line="240" w:lineRule="auto"/>
+        <w:rPr>
+          <w:rFonts w:ascii="Helvetica Neue" w:hAnsi="Helvetica Neue"/>
+          <w:sz w:val="21"/>
+          <w:szCs w:val="21"/>
+        </w:rPr>
+      </w:pPr>
+      <w:r>
+        <w:rPr>
+          <w:rStyle w:val="Strong"/>
+          <w:rFonts w:ascii="Helvetica Neue" w:hAnsi="Helvetica Neue"/>
+          <w:sz w:val="21"/>
+          <w:szCs w:val="21"/>
+        </w:rPr>
+        <w:t>Purpose:</w:t>
+      </w:r>
+      <w:r>
+        <w:rPr>
+          <w:rFonts w:ascii="Helvetica Neue" w:hAnsi="Helvetica Neue"/>
+          <w:sz w:val="21"/>
+          <w:szCs w:val="21"/>
+        </w:rPr>
+        <w:t> Execute batch processes after shipment confirmation (Parcel scenarios).</w:t>
+      </w:r>
+    </w:p>
+    <w:p>
+      <w:pPr>
+        <w:numPr>
+          <w:ilvl w:val="1"/>
+          <w:numId w:val="40"/>
+        </w:numPr>
+        <w:spacing w:before="120" w:after="120" w:line="240" w:lineRule="auto"/>
+        <w:rPr>
+          <w:rFonts w:ascii="Helvetica Neue" w:hAnsi="Helvetica Neue"/>
+          <w:sz w:val="21"/>
+          <w:szCs w:val="21"/>
+        </w:rPr>
+      </w:pPr>
+      <w:r>
+        <w:rPr>
+          <w:rStyle w:val="Strong"/>
+          <w:rFonts w:ascii="Helvetica Neue" w:hAnsi="Helvetica Neue"/>
+          <w:sz w:val="21"/>
+          <w:szCs w:val="21"/>
+        </w:rPr>
+        <w:t>Use Case:</w:t>
+      </w:r>
+    </w:p>
+    <w:p>
+      <w:pPr>
+        <w:numPr>
+          <w:ilvl w:val="2"/>
+          <w:numId w:val="40"/>
+        </w:numPr>
+        <w:spacing w:before="120" w:after="120" w:line="240" w:lineRule="auto"/>
+        <w:rPr>
+          <w:rFonts w:ascii="Helvetica Neue" w:hAnsi="Helvetica Neue"/>
+          <w:sz w:val="21"/>
+          <w:szCs w:val="21"/>
+        </w:rPr>
+      </w:pPr>
+      <w:r>
+        <w:rPr>
+          <w:rFonts w:ascii="Helvetica Neue" w:hAnsi="Helvetica Neue"/>
+          <w:sz w:val="21"/>
+          <w:szCs w:val="21"/>
+        </w:rPr>
+        <w:t>Run batch program to generate SSCC numbers for </w:t>
+      </w:r>
+      <w:r>
+        <w:rPr>
+          <w:rStyle w:val="Strong"/>
+          <w:rFonts w:ascii="Helvetica Neue" w:hAnsi="Helvetica Neue"/>
+          <w:sz w:val="21"/>
+          <w:szCs w:val="21"/>
+        </w:rPr>
+        <w:t>ZSCWM_SSCC_NO_T</w:t>
+      </w:r>
+      <w:r>
+        <w:rPr>
+          <w:rFonts w:ascii="Helvetica Neue" w:hAnsi="Helvetica Neue"/>
+          <w:sz w:val="21"/>
+          <w:szCs w:val="21"/>
+        </w:rPr>
+        <w:t>.</w:t>
+      </w:r>
+    </w:p>
+    <w:p>
+      <w:pPr>
+        <w:numPr>
+          <w:ilvl w:val="2"/>
+          <w:numId w:val="40"/>
+        </w:numPr>
+        <w:spacing w:before="120" w:after="120" w:line="240" w:lineRule="auto"/>
+        <w:rPr>
+          <w:rFonts w:ascii="Helvetica Neue" w:hAnsi="Helvetica Neue"/>
+          <w:sz w:val="21"/>
+          <w:szCs w:val="21"/>
+        </w:rPr>
+      </w:pPr>
+      <w:r>
+        <w:rPr>
+          <w:rFonts w:ascii="Helvetica Neue" w:hAnsi="Helvetica Neue"/>
+          <w:sz w:val="21"/>
+          <w:szCs w:val="21"/>
+        </w:rPr>
+        <w:t>Trigger packing slip and XML file generation.</w:t>
+      </w:r>
+    </w:p>
+    <w:p>
+      <w:pPr>
+        <w:pStyle w:val="NormalWeb"/>
+        <w:numPr>
+          <w:ilvl w:val="0"/>
+          <w:numId w:val="40"/>
+        </w:numPr>
+        <w:spacing w:before="240" w:beforeAutospacing="0" w:after="0" w:afterAutospacing="0"/>
+        <w:rPr>
+          <w:rFonts w:ascii="Helvetica Neue" w:hAnsi="Helvetica Neue"/>
+          <w:sz w:val="21"/>
+          <w:szCs w:val="21"/>
+        </w:rPr>
+      </w:pPr>
+      <w:r>
+        <w:rPr>
+          <w:rStyle w:val="Strong"/>
+          <w:rFonts w:ascii="Helvetica Neue" w:hAnsi="Helvetica Neue"/>
+          <w:sz w:val="21"/>
+          <w:szCs w:val="21"/>
+        </w:rPr>
+        <w:t>/SCWM/EX_PRT_CONTROL</w:t>
+      </w:r>
+    </w:p>
+    <w:p>
+      <w:pPr>
+        <w:numPr>
+          <w:ilvl w:val="1"/>
+          <w:numId w:val="40"/>
+        </w:numPr>
+        <w:spacing w:before="120" w:after="120" w:line="240" w:lineRule="auto"/>
+        <w:rPr>
+          <w:rFonts w:ascii="Helvetica Neue" w:hAnsi="Helvetica Neue"/>
+          <w:sz w:val="21"/>
+          <w:szCs w:val="21"/>
+        </w:rPr>
+      </w:pPr>
+      <w:r>
+        <w:rPr>
+          <w:rStyle w:val="Strong"/>
+          <w:rFonts w:ascii="Helvetica Neue" w:hAnsi="Helvetica Neue"/>
+          <w:sz w:val="21"/>
+          <w:szCs w:val="21"/>
+        </w:rPr>
+        <w:t>Purpose:</w:t>
+      </w:r>
+      <w:r>
+        <w:rPr>
+          <w:rFonts w:ascii="Helvetica Neue" w:hAnsi="Helvetica Neue"/>
+          <w:sz w:val="21"/>
+          <w:szCs w:val="21"/>
+        </w:rPr>
+        <w:t> Control label printing via Bartender integration.</w:t>
+      </w:r>
+    </w:p>
+    <w:p>
+      <w:pPr>
+        <w:numPr>
+          <w:ilvl w:val="1"/>
+          <w:numId w:val="40"/>
+        </w:numPr>
+        <w:spacing w:before="120" w:after="120" w:line="240" w:lineRule="auto"/>
+        <w:rPr>
+          <w:rFonts w:ascii="Helvetica Neue" w:hAnsi="Helvetica Neue"/>
+          <w:sz w:val="21"/>
+          <w:szCs w:val="21"/>
+        </w:rPr>
+      </w:pPr>
+      <w:r>
+        <w:rPr>
+          <w:rStyle w:val="Strong"/>
+          <w:rFonts w:ascii="Helvetica Neue" w:hAnsi="Helvetica Neue"/>
+          <w:sz w:val="21"/>
+          <w:szCs w:val="21"/>
+        </w:rPr>
+        <w:t>Use Case:</w:t>
+      </w:r>
+    </w:p>
+    <w:p>
+      <w:pPr>
+        <w:numPr>
+          <w:ilvl w:val="2"/>
+          <w:numId w:val="40"/>
+        </w:numPr>
+        <w:spacing w:before="120" w:after="120" w:line="240" w:lineRule="auto"/>
+        <w:rPr>
+          <w:rFonts w:ascii="Helvetica Neue" w:hAnsi="Helvetica Neue"/>
+          <w:sz w:val="21"/>
+          <w:szCs w:val="21"/>
+        </w:rPr>
+      </w:pPr>
+      <w:r>
+        <w:rPr>
+          <w:rFonts w:ascii="Helvetica Neue" w:hAnsi="Helvetica Neue"/>
+          <w:sz w:val="21"/>
+          <w:szCs w:val="21"/>
+        </w:rPr>
+        <w:t>Sequence XML file generation for AL11 directory.</w:t>
+      </w:r>
+    </w:p>
+    <w:p>
+      <w:pPr>
+        <w:numPr>
+          <w:ilvl w:val="2"/>
+          <w:numId w:val="40"/>
+        </w:numPr>
+        <w:spacing w:before="120" w:after="120" w:line="240" w:lineRule="auto"/>
+        <w:rPr>
+          <w:rFonts w:ascii="Helvetica Neue" w:hAnsi="Helvetica Neue"/>
+          <w:sz w:val="21"/>
+          <w:szCs w:val="21"/>
+        </w:rPr>
+      </w:pPr>
+      <w:r>
+        <w:rPr>
+          <w:rFonts w:ascii="Helvetica Neue" w:hAnsi="Helvetica Neue"/>
+          <w:sz w:val="21"/>
+          <w:szCs w:val="21"/>
+        </w:rPr>
+        <w:t>Manage reprint logic via batch process.</w:t>
+      </w:r>
+    </w:p>
+    <w:p>
+      <w:pPr>
+        <w:spacing w:before="240" w:after="240"/>
+        <w:rPr>
+          <w:rFonts w:ascii="Helvetica Neue" w:hAnsi="Helvetica Neue"/>
+          <w:sz w:val="21"/>
+          <w:szCs w:val="21"/>
+        </w:rPr>
+      </w:pPr>
+      <w:r>
+        <w:rPr>
+          <w:rFonts w:ascii="Helvetica Neue" w:hAnsi="Helvetica Neue"/>
+          <w:noProof/>
+          <w:sz w:val="21"/>
+          <w:szCs w:val="21"/>
+        </w:rPr>
+        <w:pict w14:anchorId="40B8CB9D">
+          <v:rect id="_x0000_i1025" alt="" style="width:468pt;height:.05pt;mso-width-percent:0;mso-height-percent:0;mso-width-percent:0;mso-height-percent:0" o:hralign="center" o:hrstd="t" o:hr="t" fillcolor="#a0a0a0" stroked="f"/>
+        </w:pict>
+      </w:r>
+    </w:p>
+    <w:p>
+      <w:pPr>
+        <w:pStyle w:val="NormalWeb"/>
+        <w:spacing w:before="0" w:beforeAutospacing="0"/>
+        <w:rPr>
+          <w:rFonts w:ascii="Helvetica Neue" w:hAnsi="Helvetica Neue"/>
+          <w:sz w:val="21"/>
+          <w:szCs w:val="21"/>
+        </w:rPr>
+      </w:pPr>
+      <w:r>
+        <w:rPr>
+          <w:rStyle w:val="Strong"/>
+          <w:rFonts w:ascii="Helvetica Neue" w:hAnsi="Helvetica Neue"/>
+          <w:sz w:val="21"/>
+          <w:szCs w:val="21"/>
+        </w:rPr>
+        <w:t>Key Implementation Points:</w:t>
+      </w:r>
+    </w:p>
+    <w:p>
+      <w:pPr>
+        <w:numPr>
+          <w:ilvl w:val="0"/>
+          <w:numId w:val="41"/>
+        </w:numPr>
+        <w:spacing w:after="0" w:line="240" w:lineRule="auto"/>
+        <w:rPr>
+          <w:rFonts w:ascii="Helvetica Neue" w:hAnsi="Helvetica Neue"/>
+          <w:sz w:val="21"/>
+          <w:szCs w:val="21"/>
+        </w:rPr>
+      </w:pPr>
+      <w:r>
+        <w:rPr>
+          <w:rStyle w:val="Strong"/>
+          <w:rFonts w:ascii="Helvetica Neue" w:hAnsi="Helvetica Neue"/>
+          <w:sz w:val="21"/>
+          <w:szCs w:val="21"/>
+        </w:rPr>
+        <w:t>SSCC Generation:</w:t>
+      </w:r>
+      <w:r>
+        <w:rPr>
+          <w:rFonts w:ascii="Helvetica Neue" w:hAnsi="Helvetica Neue"/>
+          <w:sz w:val="21"/>
+          <w:szCs w:val="21"/>
+        </w:rPr>
+        <w:t> Use FM </w:t>
+      </w:r>
+      <w:r>
+        <w:rPr>
+          <w:rStyle w:val="HTMLCode"/>
+          <w:rFonts w:ascii="Menlo" w:eastAsiaTheme="minorHAnsi" w:hAnsi="Menlo" w:cs="Menlo"/>
+        </w:rPr>
+        <w:t>SSCC_CREATE</w:t>
+      </w:r>
+      <w:r>
+        <w:rPr>
+          <w:rFonts w:ascii="Helvetica Neue" w:hAnsi="Helvetica Neue"/>
+          <w:sz w:val="21"/>
+          <w:szCs w:val="21"/>
+        </w:rPr>
+        <w:t> (or custom logic) within BADI methods.</w:t>
+      </w:r>
+    </w:p>
+    <w:p>
+      <w:pPr>
+        <w:numPr>
+          <w:ilvl w:val="0"/>
+          <w:numId w:val="41"/>
+        </w:numPr>
+        <w:spacing w:before="120" w:after="120" w:line="240" w:lineRule="auto"/>
+        <w:rPr>
+          <w:rFonts w:ascii="Helvetica Neue" w:hAnsi="Helvetica Neue"/>
+          <w:sz w:val="21"/>
+          <w:szCs w:val="21"/>
+        </w:rPr>
+      </w:pPr>
+      <w:r>
+        <w:rPr>
+          <w:rStyle w:val="Strong"/>
+          <w:rFonts w:ascii="Helvetica Neue" w:hAnsi="Helvetica Neue"/>
+          <w:sz w:val="21"/>
+          <w:szCs w:val="21"/>
+        </w:rPr>
+        <w:t>Data Flow:</w:t>
+      </w:r>
+      <w:r>
+        <w:rPr>
+          <w:rFonts w:ascii="Helvetica Neue" w:hAnsi="Helvetica Neue"/>
+          <w:sz w:val="21"/>
+          <w:szCs w:val="21"/>
+        </w:rPr>
+        <w:t> Update </w:t>
+      </w:r>
+      <w:r>
+        <w:rPr>
+          <w:rStyle w:val="Strong"/>
+          <w:rFonts w:ascii="Helvetica Neue" w:hAnsi="Helvetica Neue"/>
+          <w:sz w:val="21"/>
+          <w:szCs w:val="21"/>
+        </w:rPr>
+        <w:t>ZSCWM_SSCC_NO</w:t>
+      </w:r>
+      <w:r>
+        <w:rPr>
+          <w:rFonts w:ascii="Helvetica Neue" w:hAnsi="Helvetica Neue"/>
+          <w:sz w:val="21"/>
+          <w:szCs w:val="21"/>
+        </w:rPr>
+        <w:t> (permanent) and </w:t>
+      </w:r>
+      <w:r>
+        <w:rPr>
+          <w:rStyle w:val="Strong"/>
+          <w:rFonts w:ascii="Helvetica Neue" w:hAnsi="Helvetica Neue"/>
+          <w:sz w:val="21"/>
+          <w:szCs w:val="21"/>
+        </w:rPr>
+        <w:t>ZSCWM_SSCC_NO_T</w:t>
+      </w:r>
+      <w:r>
+        <w:rPr>
+          <w:rFonts w:ascii="Helvetica Neue" w:hAnsi="Helvetica Neue"/>
+          <w:sz w:val="21"/>
+          <w:szCs w:val="21"/>
+        </w:rPr>
+        <w:t> (temporary) tables.</w:t>
+      </w:r>
+    </w:p>
+    <w:p>
+      <w:pPr>
+        <w:numPr>
+          <w:ilvl w:val="0"/>
+          <w:numId w:val="41"/>
+        </w:numPr>
+        <w:spacing w:before="120" w:after="120" w:line="240" w:lineRule="auto"/>
+        <w:rPr>
+          <w:rFonts w:ascii="Helvetica Neue" w:hAnsi="Helvetica Neue"/>
+          <w:sz w:val="21"/>
+          <w:szCs w:val="21"/>
+        </w:rPr>
+      </w:pPr>
+      <w:r>
+        <w:rPr>
+          <w:rStyle w:val="Strong"/>
+          <w:rFonts w:ascii="Helvetica Neue" w:hAnsi="Helvetica Neue"/>
+          <w:sz w:val="21"/>
+          <w:szCs w:val="21"/>
+        </w:rPr>
+        <w:t>Condition Handling:</w:t>
+      </w:r>
+      <w:r>
+        <w:rPr>
+          <w:rFonts w:ascii="Helvetica Neue" w:hAnsi="Helvetica Neue"/>
+          <w:sz w:val="21"/>
+          <w:szCs w:val="21"/>
+        </w:rPr>
+        <w:t> Implement logic for LTL/Parcel process types (2010, 2013, 2011) and delivery-level counts.</w:t>
+      </w:r>
+    </w:p>
+    <w:p>
+      <w:pPr>
+        <w:pStyle w:val="NormalWeb"/>
+        <w:spacing w:before="0" w:beforeAutospacing="0"/>
+        <w:rPr>
+          <w:rFonts w:ascii="Helvetica Neue" w:hAnsi="Helvetica Neue"/>
+          <w:sz w:val="21"/>
+          <w:szCs w:val="21"/>
+        </w:rPr>
+      </w:pPr>
+      <w:r>
+        <w:rPr>
+          <w:rStyle w:val="Strong"/>
+          <w:rFonts w:ascii="Helvetica Neue" w:hAnsi="Helvetica Neue"/>
+          <w:sz w:val="21"/>
+          <w:szCs w:val="21"/>
+        </w:rPr>
+        <w:t>Documentation Reference:</w:t>
+      </w:r>
+    </w:p>
+    <w:p>
+      <w:pPr>
+        <w:numPr>
+          <w:ilvl w:val="0"/>
+          <w:numId w:val="42"/>
+        </w:numPr>
+        <w:spacing w:after="0" w:line="240" w:lineRule="auto"/>
+        <w:rPr>
+          <w:rFonts w:ascii="Helvetica Neue" w:hAnsi="Helvetica Neue"/>
+          <w:sz w:val="21"/>
+          <w:szCs w:val="21"/>
+        </w:rPr>
+      </w:pPr>
+      <w:r>
+        <w:rPr>
+          <w:rFonts w:ascii="Helvetica Neue" w:hAnsi="Helvetica Neue"/>
+          <w:sz w:val="21"/>
+          <w:szCs w:val="21"/>
+        </w:rPr>
+        <w:t>See </w:t>
+      </w:r>
+      <w:r>
+        <w:rPr>
+          <w:rStyle w:val="Strong"/>
+          <w:rFonts w:ascii="Helvetica Neue" w:hAnsi="Helvetica Neue"/>
+          <w:sz w:val="21"/>
+          <w:szCs w:val="21"/>
+        </w:rPr>
+        <w:t>Solution Details</w:t>
+      </w:r>
+      <w:r>
+        <w:rPr>
+          <w:rFonts w:ascii="Helvetica Neue" w:hAnsi="Helvetica Neue"/>
+          <w:sz w:val="21"/>
+          <w:szCs w:val="21"/>
+        </w:rPr>
+        <w:t> &gt; </w:t>
+      </w:r>
+      <w:r>
+        <w:rPr>
+          <w:rStyle w:val="Strong"/>
+          <w:rFonts w:ascii="Helvetica Neue" w:hAnsi="Helvetica Neue"/>
+          <w:sz w:val="21"/>
+          <w:szCs w:val="21"/>
+        </w:rPr>
+        <w:t>Technical SCAC Code Logic</w:t>
+      </w:r>
+      <w:r>
+        <w:rPr>
+          <w:rFonts w:ascii="Helvetica Neue" w:hAnsi="Helvetica Neue"/>
+          <w:sz w:val="21"/>
+          <w:szCs w:val="21"/>
+        </w:rPr>
+        <w:t> for integration with tables like </w:t>
+      </w:r>
+      <w:r>
+        <w:rPr>
+          <w:rStyle w:val="HTMLCode"/>
+          <w:rFonts w:ascii="Menlo" w:eastAsiaTheme="minorHAnsi" w:hAnsi="Menlo" w:cs="Menlo"/>
+        </w:rPr>
+        <w:t>ZPW_FRT_SHIPMENT</w:t>
+      </w:r>
+      <w:r>
+        <w:rPr>
+          <w:rFonts w:ascii="Helvetica Neue" w:hAnsi="Helvetica Neue"/>
+          <w:sz w:val="21"/>
+          <w:szCs w:val="21"/>
+        </w:rPr>
+        <w:t> and </w:t>
+      </w:r>
+      <w:r>
+        <w:rPr>
+          <w:rStyle w:val="HTMLCode"/>
+          <w:rFonts w:ascii="Menlo" w:eastAsiaTheme="minorHAnsi" w:hAnsi="Menlo" w:cs="Menlo"/>
+        </w:rPr>
+        <w:t>VTTK</w:t>
+      </w:r>
+      <w:r>
+        <w:rPr>
+          <w:rFonts w:ascii="Helvetica Neue" w:hAnsi="Helvetica Neue"/>
+          <w:sz w:val="21"/>
+          <w:szCs w:val="21"/>
+        </w:rPr>
+        <w:t>.</w:t>
+      </w:r>
+    </w:p>
+    <w:p>
+      <w:pPr>
+        <w:numPr>
+          <w:ilvl w:val="0"/>
+          <w:numId w:val="42"/>
+        </w:numPr>
+        <w:spacing w:before="120" w:after="120" w:line="240" w:lineRule="auto"/>
+        <w:rPr>
+          <w:rFonts w:ascii="Helvetica Neue" w:hAnsi="Helvetica Neue"/>
+          <w:sz w:val="21"/>
+          <w:szCs w:val="21"/>
+        </w:rPr>
+      </w:pPr>
+      <w:r>
+        <w:rPr>
+          <w:rFonts w:ascii="Helvetica Neue" w:hAnsi="Helvetica Neue"/>
+          <w:sz w:val="21"/>
+          <w:szCs w:val="21"/>
+        </w:rPr>
+        <w:t>Test scenarios align with </w:t>
+      </w:r>
+      <w:r>
+        <w:rPr>
+          <w:rStyle w:val="Strong"/>
+          <w:rFonts w:ascii="Helvetica Neue" w:hAnsi="Helvetica Neue"/>
+          <w:sz w:val="21"/>
+          <w:szCs w:val="21"/>
+        </w:rPr>
+        <w:t>SSCC_Test_Plan.xlsx</w:t>
+      </w:r>
+      <w:r>
+        <w:rPr>
+          <w:rFonts w:ascii="Helvetica Neue" w:hAnsi="Helvetica Neue"/>
+          <w:sz w:val="21"/>
+          <w:szCs w:val="21"/>
+        </w:rPr>
+        <w:t> (attached to the functional spec).</w:t>
+      </w:r>
+    </w:p>
+    <w:p>
+      <w:pPr>
         <w:spacing w:after="0"/>
         <w:rPr>
           <w:b/>
@@ -31942,111 +32812,11 @@
           <w:lang w:val="en-US"/>
         </w:rPr>
       </w:pPr>
-    </w:p>
-    <w:p>
-      <w:pPr>
-        <w:spacing w:after="0"/>
+      <w:r>
         <w:rPr>
           <w:b/>
           <w:lang w:val="en-US"/>
         </w:rPr>
-      </w:pPr>
-    </w:p>
-    <w:p>
-      <w:pPr>
-        <w:spacing w:after="0"/>
-        <w:rPr>
-          <w:b/>
-          <w:lang w:val="en-US"/>
-        </w:rPr>
-      </w:pPr>
-    </w:p>
-    <w:p>
-      <w:pPr>
-        <w:spacing w:after="0"/>
-        <w:rPr>
-          <w:b/>
-          <w:lang w:val="en-US"/>
-        </w:rPr>
-      </w:pPr>
-    </w:p>
-    <w:p>
-      <w:pPr>
-        <w:spacing w:after="0"/>
-        <w:rPr>
-          <w:b/>
-          <w:lang w:val="en-US"/>
-        </w:rPr>
-      </w:pPr>
-    </w:p>
-    <w:p>
-      <w:pPr>
-        <w:spacing w:after="0"/>
-        <w:rPr>
-          <w:b/>
-          <w:lang w:val="en-US"/>
-        </w:rPr>
-      </w:pPr>
-    </w:p>
-    <w:p>
-      <w:pPr>
-        <w:spacing w:after="0"/>
-        <w:rPr>
-          <w:b/>
-          <w:lang w:val="en-US"/>
-        </w:rPr>
-      </w:pPr>
-    </w:p>
-    <w:p>
-      <w:pPr>
-        <w:spacing w:after="0"/>
-        <w:rPr>
-          <w:b/>
-          <w:lang w:val="en-US"/>
-        </w:rPr>
-      </w:pPr>
-    </w:p>
-    <w:p>
-      <w:pPr>
-        <w:spacing w:after="0"/>
-        <w:rPr>
-          <w:b/>
-          <w:lang w:val="en-US"/>
-        </w:rPr>
-      </w:pPr>
-    </w:p>
-    <w:p>
-      <w:pPr>
-        <w:spacing w:after="0"/>
-        <w:rPr>
-          <w:b/>
-          <w:lang w:val="en-US"/>
-        </w:rPr>
-      </w:pPr>
-    </w:p>
-    <w:p>
-      <w:pPr>
-        <w:spacing w:after="0"/>
-        <w:rPr>
-          <w:b/>
-          <w:lang w:val="en-US"/>
-        </w:rPr>
-      </w:pPr>
-    </w:p>
-    <w:p>
-      <w:pPr>
-        <w:spacing w:after="0"/>
-        <w:rPr>
-          <w:b/>
-          <w:lang w:val="en-US"/>
-        </w:rPr>
-      </w:pPr>
-      <w:r>
-        <w:rPr>
-          <w:b/>
-          <w:lang w:val="en-US"/>
-        </w:rPr>
-        <w:lastRenderedPageBreak/>
         <w:t>Issues</w:t>
       </w:r>
     </w:p>
@@ -32127,7 +32897,7 @@
 </file>
 
 <file path=word/endnotes.xml><?xml version="1.0" encoding="utf-8"?>
-<w:endnotes xmlns:wpc="http://schemas.microsoft.com/office/word/2010/wordprocessingCanvas" xmlns:cx="http://schemas.microsoft.com/office/drawing/2014/chartex" xmlns:cx1="http://schemas.microsoft.com/office/drawing/2015/9/8/chartex" xmlns:cx2="http://schemas.microsoft.com/office/drawing/2015/10/21/chartex" xmlns:cx3="http://schemas.microsoft.com/office/drawing/2016/5/9/chartex" xmlns:cx4="http://schemas.microsoft.com/office/drawing/2016/5/10/chartex" xmlns:cx5="http://schemas.microsoft.com/office/drawing/2016/5/11/chartex" xmlns:cx6="http://schemas.microsoft.com/office/drawing/2016/5/12/chartex" xmlns:cx7="http://schemas.microsoft.com/office/drawing/2016/5/13/chartex" xmlns:cx8="http://schemas.microsoft.com/office/drawing/2016/5/14/chartex" xmlns:mc="http://schemas.openxmlformats.org/markup-compatibility/2006" xmlns:aink="http://schemas.microsoft.com/office/drawing/2016/ink" xmlns:am3d="http://schemas.microsoft.com/office/drawing/2017/model3d" xmlns:o="urn:schemas-microsoft-com:office:office" xmlns:oel="http://schemas.microsoft.com/office/2019/extlst" xmlns:r="http://schemas.openxmlformats.org/officeDocument/2006/relationships" xmlns:m="http://schemas.openxmlformats.org/officeDocument/2006/math" xmlns:v="urn:schemas-microsoft-com:vml" xmlns:wp14="http://schemas.microsoft.com/office/word/2010/wordprocessingDrawing" xmlns:wp="http://schemas.openxmlformats.org/drawingml/2006/wordprocessingDrawing" xmlns:w10="urn:schemas-microsoft-com:office:word" xmlns:w="http://schemas.openxmlformats.org/wordprocessingml/2006/main" xmlns:w14="http://schemas.microsoft.com/office/word/2010/wordml" xmlns:w15="http://schemas.microsoft.com/office/word/2012/wordml" xmlns:w16cex="http://schemas.microsoft.com/office/word/2018/wordml/cex" xmlns:w16cid="http://schemas.microsoft.com/office/word/2016/wordml/cid" xmlns:w16="http://schemas.microsoft.com/office/word/2018/wordml" xmlns:w16du="http://schemas.microsoft.com/office/word/2023/wordml/word16du" xmlns:w16sdtdh="http://schemas.microsoft.com/office/word/2020/wordml/sdtdatahash" xmlns:w16se="http://schemas.microsoft.com/office/word/2015/wordml/symex" xmlns:wpg="http://schemas.microsoft.com/office/word/2010/wordprocessingGroup" xmlns:wpi="http://schemas.microsoft.com/office/word/2010/wordprocessingInk" xmlns:wne="http://schemas.microsoft.com/office/word/2006/wordml" xmlns:wps="http://schemas.microsoft.com/office/word/2010/wordprocessingShape" mc:Ignorable="w14 w15 w16se w16cid w16 w16cex w16sdtdh w16du wp14">
+<w:endnotes xmlns:wpc="http://schemas.microsoft.com/office/word/2010/wordprocessingCanvas" xmlns:cx="http://schemas.microsoft.com/office/drawing/2014/chartex" xmlns:cx1="http://schemas.microsoft.com/office/drawing/2015/9/8/chartex" xmlns:cx2="http://schemas.microsoft.com/office/drawing/2015/10/21/chartex" xmlns:cx3="http://schemas.microsoft.com/office/drawing/2016/5/9/chartex" xmlns:cx4="http://schemas.microsoft.com/office/drawing/2016/5/10/chartex" xmlns:cx5="http://schemas.microsoft.com/office/drawing/2016/5/11/chartex" xmlns:cx6="http://schemas.microsoft.com/office/drawing/2016/5/12/chartex" xmlns:cx7="http://schemas.microsoft.com/office/drawing/2016/5/13/chartex" xmlns:cx8="http://schemas.microsoft.com/office/drawing/2016/5/14/chartex" xmlns:mc="http://schemas.openxmlformats.org/markup-compatibility/2006" xmlns:aink="http://schemas.microsoft.com/office/drawing/2016/ink" xmlns:am3d="http://schemas.microsoft.com/office/drawing/2017/model3d" xmlns:o="urn:schemas-microsoft-com:office:office" xmlns:oel="http://schemas.microsoft.com/office/2019/extlst" xmlns:r="http://schemas.openxmlformats.org/officeDocument/2006/relationships" xmlns:m="http://schemas.openxmlformats.org/officeDocument/2006/math" xmlns:v="urn:schemas-microsoft-com:vml" xmlns:wp14="http://schemas.microsoft.com/office/word/2010/wordprocessingDrawing" xmlns:wp="http://schemas.openxmlformats.org/drawingml/2006/wordprocessingDrawing" xmlns:w10="urn:schemas-microsoft-com:office:word" xmlns:w="http://schemas.openxmlformats.org/wordprocessingml/2006/main" xmlns:w14="http://schemas.microsoft.com/office/word/2010/wordml" xmlns:w15="http://schemas.microsoft.com/office/word/2012/wordml" xmlns:w16cex="http://schemas.microsoft.com/office/word/2018/wordml/cex" xmlns:w16cid="http://schemas.microsoft.com/office/word/2016/wordml/cid" xmlns:w16="http://schemas.microsoft.com/office/word/2018/wordml" xmlns:w16du="http://schemas.microsoft.com/office/word/2023/wordml/word16du" xmlns:w16sdtdh="http://schemas.microsoft.com/office/word/2020/wordml/sdtdatahash" xmlns:w16sdtfl="http://schemas.microsoft.com/office/word/2024/wordml/sdtformatlock" xmlns:w16se="http://schemas.microsoft.com/office/word/2015/wordml/symex" xmlns:wpg="http://schemas.microsoft.com/office/word/2010/wordprocessingGroup" xmlns:wpi="http://schemas.microsoft.com/office/word/2010/wordprocessingInk" xmlns:wne="http://schemas.microsoft.com/office/word/2006/wordml" xmlns:wps="http://schemas.microsoft.com/office/word/2010/wordprocessingShape" mc:Ignorable="w14 w15 w16se w16cid w16 w16cex w16sdtdh w16sdtfl w16du wp14">
   <w:endnote w:type="separator" w:id="-1">
     <w:p>
       <w:pPr>
@@ -32152,7 +32922,7 @@
 </file>
 
 <file path=word/footer1.xml><?xml version="1.0" encoding="utf-8"?>
-<w:ftr xmlns:wpc="http://schemas.microsoft.com/office/word/2010/wordprocessingCanvas" xmlns:cx="http://schemas.microsoft.com/office/drawing/2014/chartex" xmlns:cx1="http://schemas.microsoft.com/office/drawing/2015/9/8/chartex" xmlns:cx2="http://schemas.microsoft.com/office/drawing/2015/10/21/chartex" xmlns:cx3="http://schemas.microsoft.com/office/drawing/2016/5/9/chartex" xmlns:cx4="http://schemas.microsoft.com/office/drawing/2016/5/10/chartex" xmlns:cx5="http://schemas.microsoft.com/office/drawing/2016/5/11/chartex" xmlns:cx6="http://schemas.microsoft.com/office/drawing/2016/5/12/chartex" xmlns:cx7="http://schemas.microsoft.com/office/drawing/2016/5/13/chartex" xmlns:cx8="http://schemas.microsoft.com/office/drawing/2016/5/14/chartex" xmlns:mc="http://schemas.openxmlformats.org/markup-compatibility/2006" xmlns:aink="http://schemas.microsoft.com/office/drawing/2016/ink" xmlns:am3d="http://schemas.microsoft.com/office/drawing/2017/model3d" xmlns:o="urn:schemas-microsoft-com:office:office" xmlns:oel="http://schemas.microsoft.com/office/2019/extlst" xmlns:r="http://schemas.openxmlformats.org/officeDocument/2006/relationships" xmlns:m="http://schemas.openxmlformats.org/officeDocument/2006/math" xmlns:v="urn:schemas-microsoft-com:vml" xmlns:wp14="http://schemas.microsoft.com/office/word/2010/wordprocessingDrawing" xmlns:wp="http://schemas.openxmlformats.org/drawingml/2006/wordprocessingDrawing" xmlns:w10="urn:schemas-microsoft-com:office:word" xmlns:w="http://schemas.openxmlformats.org/wordprocessingml/2006/main" xmlns:w14="http://schemas.microsoft.com/office/word/2010/wordml" xmlns:w15="http://schemas.microsoft.com/office/word/2012/wordml" xmlns:w16cex="http://schemas.microsoft.com/office/word/2018/wordml/cex" xmlns:w16cid="http://schemas.microsoft.com/office/word/2016/wordml/cid" xmlns:w16="http://schemas.microsoft.com/office/word/2018/wordml" xmlns:w16du="http://schemas.microsoft.com/office/word/2023/wordml/word16du" xmlns:w16sdtdh="http://schemas.microsoft.com/office/word/2020/wordml/sdtdatahash" xmlns:w16se="http://schemas.microsoft.com/office/word/2015/wordml/symex" xmlns:wpg="http://schemas.microsoft.com/office/word/2010/wordprocessingGroup" xmlns:wpi="http://schemas.microsoft.com/office/word/2010/wordprocessingInk" xmlns:wne="http://schemas.microsoft.com/office/word/2006/wordml" xmlns:wps="http://schemas.microsoft.com/office/word/2010/wordprocessingShape" mc:Ignorable="w14 w15 w16se w16cid w16 w16cex w16sdtdh w16du wp14">
+<w:ftr xmlns:wpc="http://schemas.microsoft.com/office/word/2010/wordprocessingCanvas" xmlns:cx="http://schemas.microsoft.com/office/drawing/2014/chartex" xmlns:cx1="http://schemas.microsoft.com/office/drawing/2015/9/8/chartex" xmlns:cx2="http://schemas.microsoft.com/office/drawing/2015/10/21/chartex" xmlns:cx3="http://schemas.microsoft.com/office/drawing/2016/5/9/chartex" xmlns:cx4="http://schemas.microsoft.com/office/drawing/2016/5/10/chartex" xmlns:cx5="http://schemas.microsoft.com/office/drawing/2016/5/11/chartex" xmlns:cx6="http://schemas.microsoft.com/office/drawing/2016/5/12/chartex" xmlns:cx7="http://schemas.microsoft.com/office/drawing/2016/5/13/chartex" xmlns:cx8="http://schemas.microsoft.com/office/drawing/2016/5/14/chartex" xmlns:mc="http://schemas.openxmlformats.org/markup-compatibility/2006" xmlns:aink="http://schemas.microsoft.com/office/drawing/2016/ink" xmlns:am3d="http://schemas.microsoft.com/office/drawing/2017/model3d" xmlns:o="urn:schemas-microsoft-com:office:office" xmlns:oel="http://schemas.microsoft.com/office/2019/extlst" xmlns:r="http://schemas.openxmlformats.org/officeDocument/2006/relationships" xmlns:m="http://schemas.openxmlformats.org/officeDocument/2006/math" xmlns:v="urn:schemas-microsoft-com:vml" xmlns:wp14="http://schemas.microsoft.com/office/word/2010/wordprocessingDrawing" xmlns:wp="http://schemas.openxmlformats.org/drawingml/2006/wordprocessingDrawing" xmlns:w10="urn:schemas-microsoft-com:office:word" xmlns:w="http://schemas.openxmlformats.org/wordprocessingml/2006/main" xmlns:w14="http://schemas.microsoft.com/office/word/2010/wordml" xmlns:w15="http://schemas.microsoft.com/office/word/2012/wordml" xmlns:w16cex="http://schemas.microsoft.com/office/word/2018/wordml/cex" xmlns:w16cid="http://schemas.microsoft.com/office/word/2016/wordml/cid" xmlns:w16="http://schemas.microsoft.com/office/word/2018/wordml" xmlns:w16du="http://schemas.microsoft.com/office/word/2023/wordml/word16du" xmlns:w16sdtdh="http://schemas.microsoft.com/office/word/2020/wordml/sdtdatahash" xmlns:w16sdtfl="http://schemas.microsoft.com/office/word/2024/wordml/sdtformatlock" xmlns:w16se="http://schemas.microsoft.com/office/word/2015/wordml/symex" xmlns:wpg="http://schemas.microsoft.com/office/word/2010/wordprocessingGroup" xmlns:wpi="http://schemas.microsoft.com/office/word/2010/wordprocessingInk" xmlns:wne="http://schemas.microsoft.com/office/word/2006/wordml" xmlns:wps="http://schemas.microsoft.com/office/word/2010/wordprocessingShape" mc:Ignorable="w14 w15 w16se w16cid w16 w16cex w16sdtdh w16sdtfl w16du wp14">
   <w:p>
     <w:pPr>
       <w:pStyle w:val="Footer"/>
@@ -32231,7 +33001,7 @@
 </file>
 
 <file path=word/footnotes.xml><?xml version="1.0" encoding="utf-8"?>
-<w:footnotes xmlns:wpc="http://schemas.microsoft.com/office/word/2010/wordprocessingCanvas" xmlns:cx="http://schemas.microsoft.com/office/drawing/2014/chartex" xmlns:cx1="http://schemas.microsoft.com/office/drawing/2015/9/8/chartex" xmlns:cx2="http://schemas.microsoft.com/office/drawing/2015/10/21/chartex" xmlns:cx3="http://schemas.microsoft.com/office/drawing/2016/5/9/chartex" xmlns:cx4="http://schemas.microsoft.com/office/drawing/2016/5/10/chartex" xmlns:cx5="http://schemas.microsoft.com/office/drawing/2016/5/11/chartex" xmlns:cx6="http://schemas.microsoft.com/office/drawing/2016/5/12/chartex" xmlns:cx7="http://schemas.microsoft.com/office/drawing/2016/5/13/chartex" xmlns:cx8="http://schemas.microsoft.com/office/drawing/2016/5/14/chartex" xmlns:mc="http://schemas.openxmlformats.org/markup-compatibility/2006" xmlns:aink="http://schemas.microsoft.com/office/drawing/2016/ink" xmlns:am3d="http://schemas.microsoft.com/office/drawing/2017/model3d" xmlns:o="urn:schemas-microsoft-com:office:office" xmlns:oel="http://schemas.microsoft.com/office/2019/extlst" xmlns:r="http://schemas.openxmlformats.org/officeDocument/2006/relationships" xmlns:m="http://schemas.openxmlformats.org/officeDocument/2006/math" xmlns:v="urn:schemas-microsoft-com:vml" xmlns:wp14="http://schemas.microsoft.com/office/word/2010/wordprocessingDrawing" xmlns:wp="http://schemas.openxmlformats.org/drawingml/2006/wordprocessingDrawing" xmlns:w10="urn:schemas-microsoft-com:office:word" xmlns:w="http://schemas.openxmlformats.org/wordprocessingml/2006/main" xmlns:w14="http://schemas.microsoft.com/office/word/2010/wordml" xmlns:w15="http://schemas.microsoft.com/office/word/2012/wordml" xmlns:w16cex="http://schemas.microsoft.com/office/word/2018/wordml/cex" xmlns:w16cid="http://schemas.microsoft.com/office/word/2016/wordml/cid" xmlns:w16="http://schemas.microsoft.com/office/word/2018/wordml" xmlns:w16du="http://schemas.microsoft.com/office/word/2023/wordml/word16du" xmlns:w16sdtdh="http://schemas.microsoft.com/office/word/2020/wordml/sdtdatahash" xmlns:w16se="http://schemas.microsoft.com/office/word/2015/wordml/symex" xmlns:wpg="http://schemas.microsoft.com/office/word/2010/wordprocessingGroup" xmlns:wpi="http://schemas.microsoft.com/office/word/2010/wordprocessingInk" xmlns:wne="http://schemas.microsoft.com/office/word/2006/wordml" xmlns:wps="http://schemas.microsoft.com/office/word/2010/wordprocessingShape" mc:Ignorable="w14 w15 w16se w16cid w16 w16cex w16sdtdh w16du wp14">
+<w:footnotes xmlns:wpc="http://schemas.microsoft.com/office/word/2010/wordprocessingCanvas" xmlns:cx="http://schemas.microsoft.com/office/drawing/2014/chartex" xmlns:cx1="http://schemas.microsoft.com/office/drawing/2015/9/8/chartex" xmlns:cx2="http://schemas.microsoft.com/office/drawing/2015/10/21/chartex" xmlns:cx3="http://schemas.microsoft.com/office/drawing/2016/5/9/chartex" xmlns:cx4="http://schemas.microsoft.com/office/drawing/2016/5/10/chartex" xmlns:cx5="http://schemas.microsoft.com/office/drawing/2016/5/11/chartex" xmlns:cx6="http://schemas.microsoft.com/office/drawing/2016/5/12/chartex" xmlns:cx7="http://schemas.microsoft.com/office/drawing/2016/5/13/chartex" xmlns:cx8="http://schemas.microsoft.com/office/drawing/2016/5/14/chartex" xmlns:mc="http://schemas.openxmlformats.org/markup-compatibility/2006" xmlns:aink="http://schemas.microsoft.com/office/drawing/2016/ink" xmlns:am3d="http://schemas.microsoft.com/office/drawing/2017/model3d" xmlns:o="urn:schemas-microsoft-com:office:office" xmlns:oel="http://schemas.microsoft.com/office/2019/extlst" xmlns:r="http://schemas.openxmlformats.org/officeDocument/2006/relationships" xmlns:m="http://schemas.openxmlformats.org/officeDocument/2006/math" xmlns:v="urn:schemas-microsoft-com:vml" xmlns:wp14="http://schemas.microsoft.com/office/word/2010/wordprocessingDrawing" xmlns:wp="http://schemas.openxmlformats.org/drawingml/2006/wordprocessingDrawing" xmlns:w10="urn:schemas-microsoft-com:office:word" xmlns:w="http://schemas.openxmlformats.org/wordprocessingml/2006/main" xmlns:w14="http://schemas.microsoft.com/office/word/2010/wordml" xmlns:w15="http://schemas.microsoft.com/office/word/2012/wordml" xmlns:w16cex="http://schemas.microsoft.com/office/word/2018/wordml/cex" xmlns:w16cid="http://schemas.microsoft.com/office/word/2016/wordml/cid" xmlns:w16="http://schemas.microsoft.com/office/word/2018/wordml" xmlns:w16du="http://schemas.microsoft.com/office/word/2023/wordml/word16du" xmlns:w16sdtdh="http://schemas.microsoft.com/office/word/2020/wordml/sdtdatahash" xmlns:w16sdtfl="http://schemas.microsoft.com/office/word/2024/wordml/sdtformatlock" xmlns:w16se="http://schemas.microsoft.com/office/word/2015/wordml/symex" xmlns:wpg="http://schemas.microsoft.com/office/word/2010/wordprocessingGroup" xmlns:wpi="http://schemas.microsoft.com/office/word/2010/wordprocessingInk" xmlns:wne="http://schemas.microsoft.com/office/word/2006/wordml" xmlns:wps="http://schemas.microsoft.com/office/word/2010/wordprocessingShape" mc:Ignorable="w14 w15 w16se w16cid w16 w16cex w16sdtdh w16sdtfl w16du wp14">
   <w:footnote w:type="separator" w:id="-1">
     <w:p>
       <w:pPr>
@@ -32256,7 +33026,7 @@
 </file>
 
 <file path=word/header1.xml><?xml version="1.0" encoding="utf-8"?>
-<w:hdr xmlns:wpc="http://schemas.microsoft.com/office/word/2010/wordprocessingCanvas" xmlns:cx="http://schemas.microsoft.com/office/drawing/2014/chartex" xmlns:cx1="http://schemas.microsoft.com/office/drawing/2015/9/8/chartex" xmlns:cx2="http://schemas.microsoft.com/office/drawing/2015/10/21/chartex" xmlns:cx3="http://schemas.microsoft.com/office/drawing/2016/5/9/chartex" xmlns:cx4="http://schemas.microsoft.com/office/drawing/2016/5/10/chartex" xmlns:cx5="http://schemas.microsoft.com/office/drawing/2016/5/11/chartex" xmlns:cx6="http://schemas.microsoft.com/office/drawing/2016/5/12/chartex" xmlns:cx7="http://schemas.microsoft.com/office/drawing/2016/5/13/chartex" xmlns:cx8="http://schemas.microsoft.com/office/drawing/2016/5/14/chartex" xmlns:mc="http://schemas.openxmlformats.org/markup-compatibility/2006" xmlns:aink="http://schemas.microsoft.com/office/drawing/2016/ink" xmlns:am3d="http://schemas.microsoft.com/office/drawing/2017/model3d" xmlns:o="urn:schemas-microsoft-com:office:office" xmlns:oel="http://schemas.microsoft.com/office/2019/extlst" xmlns:r="http://schemas.openxmlformats.org/officeDocument/2006/relationships" xmlns:m="http://schemas.openxmlformats.org/officeDocument/2006/math" xmlns:v="urn:schemas-microsoft-com:vml" xmlns:wp14="http://schemas.microsoft.com/office/word/2010/wordprocessingDrawing" xmlns:wp="http://schemas.openxmlformats.org/drawingml/2006/wordprocessingDrawing" xmlns:w10="urn:schemas-microsoft-com:office:word" xmlns:w="http://schemas.openxmlformats.org/wordprocessingml/2006/main" xmlns:w14="http://schemas.microsoft.com/office/word/2010/wordml" xmlns:w15="http://schemas.microsoft.com/office/word/2012/wordml" xmlns:w16cex="http://schemas.microsoft.com/office/word/2018/wordml/cex" xmlns:w16cid="http://schemas.microsoft.com/office/word/2016/wordml/cid" xmlns:w16="http://schemas.microsoft.com/office/word/2018/wordml" xmlns:w16du="http://schemas.microsoft.com/office/word/2023/wordml/word16du" xmlns:w16sdtdh="http://schemas.microsoft.com/office/word/2020/wordml/sdtdatahash" xmlns:w16se="http://schemas.microsoft.com/office/word/2015/wordml/symex" xmlns:wpg="http://schemas.microsoft.com/office/word/2010/wordprocessingGroup" xmlns:wpi="http://schemas.microsoft.com/office/word/2010/wordprocessingInk" xmlns:wne="http://schemas.microsoft.com/office/word/2006/wordml" xmlns:wps="http://schemas.microsoft.com/office/word/2010/wordprocessingShape" mc:Ignorable="w14 w15 w16se w16cid w16 w16cex w16sdtdh w16du wp14">
+<w:hdr xmlns:wpc="http://schemas.microsoft.com/office/word/2010/wordprocessingCanvas" xmlns:cx="http://schemas.microsoft.com/office/drawing/2014/chartex" xmlns:cx1="http://schemas.microsoft.com/office/drawing/2015/9/8/chartex" xmlns:cx2="http://schemas.microsoft.com/office/drawing/2015/10/21/chartex" xmlns:cx3="http://schemas.microsoft.com/office/drawing/2016/5/9/chartex" xmlns:cx4="http://schemas.microsoft.com/office/drawing/2016/5/10/chartex" xmlns:cx5="http://schemas.microsoft.com/office/drawing/2016/5/11/chartex" xmlns:cx6="http://schemas.microsoft.com/office/drawing/2016/5/12/chartex" xmlns:cx7="http://schemas.microsoft.com/office/drawing/2016/5/13/chartex" xmlns:cx8="http://schemas.microsoft.com/office/drawing/2016/5/14/chartex" xmlns:mc="http://schemas.openxmlformats.org/markup-compatibility/2006" xmlns:aink="http://schemas.microsoft.com/office/drawing/2016/ink" xmlns:am3d="http://schemas.microsoft.com/office/drawing/2017/model3d" xmlns:o="urn:schemas-microsoft-com:office:office" xmlns:oel="http://schemas.microsoft.com/office/2019/extlst" xmlns:r="http://schemas.openxmlformats.org/officeDocument/2006/relationships" xmlns:m="http://schemas.openxmlformats.org/officeDocument/2006/math" xmlns:v="urn:schemas-microsoft-com:vml" xmlns:wp14="http://schemas.microsoft.com/office/word/2010/wordprocessingDrawing" xmlns:wp="http://schemas.openxmlformats.org/drawingml/2006/wordprocessingDrawing" xmlns:w10="urn:schemas-microsoft-com:office:word" xmlns:w="http://schemas.openxmlformats.org/wordprocessingml/2006/main" xmlns:w14="http://schemas.microsoft.com/office/word/2010/wordml" xmlns:w15="http://schemas.microsoft.com/office/word/2012/wordml" xmlns:w16cex="http://schemas.microsoft.com/office/word/2018/wordml/cex" xmlns:w16cid="http://schemas.microsoft.com/office/word/2016/wordml/cid" xmlns:w16="http://schemas.microsoft.com/office/word/2018/wordml" xmlns:w16du="http://schemas.microsoft.com/office/word/2023/wordml/word16du" xmlns:w16sdtdh="http://schemas.microsoft.com/office/word/2020/wordml/sdtdatahash" xmlns:w16sdtfl="http://schemas.microsoft.com/office/word/2024/wordml/sdtformatlock" xmlns:w16se="http://schemas.microsoft.com/office/word/2015/wordml/symex" xmlns:wpg="http://schemas.microsoft.com/office/word/2010/wordprocessingGroup" xmlns:wpi="http://schemas.microsoft.com/office/word/2010/wordprocessingInk" xmlns:wne="http://schemas.microsoft.com/office/word/2006/wordml" xmlns:wps="http://schemas.microsoft.com/office/word/2010/wordprocessingShape" mc:Ignorable="w14 w15 w16se w16cid w16 w16cex w16sdtdh w16sdtfl w16du wp14">
   <w:p>
     <w:pPr>
       <w:pStyle w:val="Header"/>
@@ -32330,7 +33100,7 @@
 </file>
 
 <file path=word/numbering.xml><?xml version="1.0" encoding="utf-8"?>
-<w:numbering xmlns:wpc="http://schemas.microsoft.com/office/word/2010/wordprocessingCanvas" xmlns:cx="http://schemas.microsoft.com/office/drawing/2014/chartex" xmlns:cx1="http://schemas.microsoft.com/office/drawing/2015/9/8/chartex" xmlns:cx2="http://schemas.microsoft.com/office/drawing/2015/10/21/chartex" xmlns:cx3="http://schemas.microsoft.com/office/drawing/2016/5/9/chartex" xmlns:cx4="http://schemas.microsoft.com/office/drawing/2016/5/10/chartex" xmlns:cx5="http://schemas.microsoft.com/office/drawing/2016/5/11/chartex" xmlns:cx6="http://schemas.microsoft.com/office/drawing/2016/5/12/chartex" xmlns:cx7="http://schemas.microsoft.com/office/drawing/2016/5/13/chartex" xmlns:cx8="http://schemas.microsoft.com/office/drawing/2016/5/14/chartex" xmlns:mc="http://schemas.openxmlformats.org/markup-compatibility/2006" xmlns:aink="http://schemas.microsoft.com/office/drawing/2016/ink" xmlns:am3d="http://schemas.microsoft.com/office/drawing/2017/model3d" xmlns:o="urn:schemas-microsoft-com:office:office" xmlns:oel="http://schemas.microsoft.com/office/2019/extlst" xmlns:r="http://schemas.openxmlformats.org/officeDocument/2006/relationships" xmlns:m="http://schemas.openxmlformats.org/officeDocument/2006/math" xmlns:v="urn:schemas-microsoft-com:vml" xmlns:wp14="http://schemas.microsoft.com/office/word/2010/wordprocessingDrawing" xmlns:wp="http://schemas.openxmlformats.org/drawingml/2006/wordprocessingDrawing" xmlns:w10="urn:schemas-microsoft-com:office:word" xmlns:w="http://schemas.openxmlformats.org/wordprocessingml/2006/main" xmlns:w14="http://schemas.microsoft.com/office/word/2010/wordml" xmlns:w15="http://schemas.microsoft.com/office/word/2012/wordml" xmlns:w16cex="http://schemas.microsoft.com/office/word/2018/wordml/cex" xmlns:w16cid="http://schemas.microsoft.com/office/word/2016/wordml/cid" xmlns:w16="http://schemas.microsoft.com/office/word/2018/wordml" xmlns:w16du="http://schemas.microsoft.com/office/word/2023/wordml/word16du" xmlns:w16sdtdh="http://schemas.microsoft.com/office/word/2020/wordml/sdtdatahash" xmlns:w16se="http://schemas.microsoft.com/office/word/2015/wordml/symex" xmlns:wpg="http://schemas.microsoft.com/office/word/2010/wordprocessingGroup" xmlns:wpi="http://schemas.microsoft.com/office/word/2010/wordprocessingInk" xmlns:wne="http://schemas.microsoft.com/office/word/2006/wordml" xmlns:wps="http://schemas.microsoft.com/office/word/2010/wordprocessingShape" mc:Ignorable="w14 w15 w16se w16cid w16 w16cex w16sdtdh w16du wp14">
+<w:numbering xmlns:wpc="http://schemas.microsoft.com/office/word/2010/wordprocessingCanvas" xmlns:cx="http://schemas.microsoft.com/office/drawing/2014/chartex" xmlns:cx1="http://schemas.microsoft.com/office/drawing/2015/9/8/chartex" xmlns:cx2="http://schemas.microsoft.com/office/drawing/2015/10/21/chartex" xmlns:cx3="http://schemas.microsoft.com/office/drawing/2016/5/9/chartex" xmlns:cx4="http://schemas.microsoft.com/office/drawing/2016/5/10/chartex" xmlns:cx5="http://schemas.microsoft.com/office/drawing/2016/5/11/chartex" xmlns:cx6="http://schemas.microsoft.com/office/drawing/2016/5/12/chartex" xmlns:cx7="http://schemas.microsoft.com/office/drawing/2016/5/13/chartex" xmlns:cx8="http://schemas.microsoft.com/office/drawing/2016/5/14/chartex" xmlns:mc="http://schemas.openxmlformats.org/markup-compatibility/2006" xmlns:aink="http://schemas.microsoft.com/office/drawing/2016/ink" xmlns:am3d="http://schemas.microsoft.com/office/drawing/2017/model3d" xmlns:o="urn:schemas-microsoft-com:office:office" xmlns:oel="http://schemas.microsoft.com/office/2019/extlst" xmlns:r="http://schemas.openxmlformats.org/officeDocument/2006/relationships" xmlns:m="http://schemas.openxmlformats.org/officeDocument/2006/math" xmlns:v="urn:schemas-microsoft-com:vml" xmlns:wp14="http://schemas.microsoft.com/office/word/2010/wordprocessingDrawing" xmlns:wp="http://schemas.openxmlformats.org/drawingml/2006/wordprocessingDrawing" xmlns:w10="urn:schemas-microsoft-com:office:word" xmlns:w="http://schemas.openxmlformats.org/wordprocessingml/2006/main" xmlns:w14="http://schemas.microsoft.com/office/word/2010/wordml" xmlns:w15="http://schemas.microsoft.com/office/word/2012/wordml" xmlns:w16cex="http://schemas.microsoft.com/office/word/2018/wordml/cex" xmlns:w16cid="http://schemas.microsoft.com/office/word/2016/wordml/cid" xmlns:w16="http://schemas.microsoft.com/office/word/2018/wordml" xmlns:w16du="http://schemas.microsoft.com/office/word/2023/wordml/word16du" xmlns:w16sdtdh="http://schemas.microsoft.com/office/word/2020/wordml/sdtdatahash" xmlns:w16sdtfl="http://schemas.microsoft.com/office/word/2024/wordml/sdtformatlock" xmlns:w16se="http://schemas.microsoft.com/office/word/2015/wordml/symex" xmlns:wpg="http://schemas.microsoft.com/office/word/2010/wordprocessingGroup" xmlns:wpi="http://schemas.microsoft.com/office/word/2010/wordprocessingInk" xmlns:wne="http://schemas.microsoft.com/office/word/2006/wordml" xmlns:wps="http://schemas.microsoft.com/office/word/2010/wordprocessingShape" mc:Ignorable="w14 w15 w16se w16cid w16 w16cex w16sdtdh w16sdtfl w16du wp14">
   <w:abstractNum w:abstractNumId="0" w15:restartNumberingAfterBreak="0">
     <w:nsid w:val="03981FF4"/>
     <w:multiLevelType w:val="hybridMultilevel"/>
@@ -32858,6 +33628,127 @@
     </w:lvl>
   </w:abstractNum>
   <w:abstractNum w:abstractNumId="6" w15:restartNumberingAfterBreak="0">
+    <w:nsid w:val="131074A4"/>
+    <w:multiLevelType w:val="multilevel"/>
+    <w:tmpl w:val="2006EBE0"/>
+    <w:lvl w:ilvl="0">
+      <w:start w:val="1"/>
+      <w:numFmt w:val="decimal"/>
+      <w:lvlText w:val="%1."/>
+      <w:lvlJc w:val="left"/>
+      <w:pPr>
+        <w:tabs>
+          <w:tab w:val="num" w:pos="720"/>
+        </w:tabs>
+        <w:ind w:left="720" w:hanging="360"/>
+      </w:pPr>
+    </w:lvl>
+    <w:lvl w:ilvl="1">
+      <w:start w:val="1"/>
+      <w:numFmt w:val="bullet"/>
+      <w:lvlText w:val=""/>
+      <w:lvlJc w:val="left"/>
+      <w:pPr>
+        <w:tabs>
+          <w:tab w:val="num" w:pos="1440"/>
+        </w:tabs>
+        <w:ind w:left="1440" w:hanging="360"/>
+      </w:pPr>
+      <w:rPr>
+        <w:rFonts w:ascii="Symbol" w:hAnsi="Symbol" w:hint="default"/>
+        <w:sz w:val="20"/>
+      </w:rPr>
+    </w:lvl>
+    <w:lvl w:ilvl="2">
+      <w:start w:val="1"/>
+      <w:numFmt w:val="bullet"/>
+      <w:lvlText w:val=""/>
+      <w:lvlJc w:val="left"/>
+      <w:pPr>
+        <w:tabs>
+          <w:tab w:val="num" w:pos="2160"/>
+        </w:tabs>
+        <w:ind w:left="2160" w:hanging="360"/>
+      </w:pPr>
+      <w:rPr>
+        <w:rFonts w:ascii="Symbol" w:hAnsi="Symbol" w:hint="default"/>
+        <w:sz w:val="20"/>
+      </w:rPr>
+    </w:lvl>
+    <w:lvl w:ilvl="3" w:tentative="1">
+      <w:start w:val="1"/>
+      <w:numFmt w:val="decimal"/>
+      <w:lvlText w:val="%4."/>
+      <w:lvlJc w:val="left"/>
+      <w:pPr>
+        <w:tabs>
+          <w:tab w:val="num" w:pos="2880"/>
+        </w:tabs>
+        <w:ind w:left="2880" w:hanging="360"/>
+      </w:pPr>
+    </w:lvl>
+    <w:lvl w:ilvl="4" w:tentative="1">
+      <w:start w:val="1"/>
+      <w:numFmt w:val="decimal"/>
+      <w:lvlText w:val="%5."/>
+      <w:lvlJc w:val="left"/>
+      <w:pPr>
+        <w:tabs>
+          <w:tab w:val="num" w:pos="3600"/>
+        </w:tabs>
+        <w:ind w:left="3600" w:hanging="360"/>
+      </w:pPr>
+    </w:lvl>
+    <w:lvl w:ilvl="5" w:tentative="1">
+      <w:start w:val="1"/>
+      <w:numFmt w:val="decimal"/>
+      <w:lvlText w:val="%6."/>
+      <w:lvlJc w:val="left"/>
+      <w:pPr>
+        <w:tabs>
+          <w:tab w:val="num" w:pos="4320"/>
+        </w:tabs>
+        <w:ind w:left="4320" w:hanging="360"/>
+      </w:pPr>
+    </w:lvl>
+    <w:lvl w:ilvl="6" w:tentative="1">
+      <w:start w:val="1"/>
+      <w:numFmt w:val="decimal"/>
+      <w:lvlText w:val="%7."/>
+      <w:lvlJc w:val="left"/>
+      <w:pPr>
+        <w:tabs>
+          <w:tab w:val="num" w:pos="5040"/>
+        </w:tabs>
+        <w:ind w:left="5040" w:hanging="360"/>
+      </w:pPr>
+    </w:lvl>
+    <w:lvl w:ilvl="7" w:tentative="1">
+      <w:start w:val="1"/>
+      <w:numFmt w:val="decimal"/>
+      <w:lvlText w:val="%8."/>
+      <w:lvlJc w:val="left"/>
+      <w:pPr>
+        <w:tabs>
+          <w:tab w:val="num" w:pos="5760"/>
+        </w:tabs>
+        <w:ind w:left="5760" w:hanging="360"/>
+      </w:pPr>
+    </w:lvl>
+    <w:lvl w:ilvl="8" w:tentative="1">
+      <w:start w:val="1"/>
+      <w:numFmt w:val="decimal"/>
+      <w:lvlText w:val="%9."/>
+      <w:lvlJc w:val="left"/>
+      <w:pPr>
+        <w:tabs>
+          <w:tab w:val="num" w:pos="6480"/>
+        </w:tabs>
+        <w:ind w:left="6480" w:hanging="360"/>
+      </w:pPr>
+    </w:lvl>
+  </w:abstractNum>
+  <w:abstractNum w:abstractNumId="7" w15:restartNumberingAfterBreak="0">
     <w:nsid w:val="135E28B6"/>
     <w:multiLevelType w:val="hybridMultilevel"/>
     <w:tmpl w:val="283CD4D0"/>
@@ -32946,7 +33837,7 @@
       </w:pPr>
     </w:lvl>
   </w:abstractNum>
-  <w:abstractNum w:abstractNumId="7" w15:restartNumberingAfterBreak="0">
+  <w:abstractNum w:abstractNumId="8" w15:restartNumberingAfterBreak="0">
     <w:nsid w:val="158D7F86"/>
     <w:multiLevelType w:val="hybridMultilevel"/>
     <w:tmpl w:val="50147FF0"/>
@@ -33035,7 +33926,7 @@
       </w:pPr>
     </w:lvl>
   </w:abstractNum>
-  <w:abstractNum w:abstractNumId="8" w15:restartNumberingAfterBreak="0">
+  <w:abstractNum w:abstractNumId="9" w15:restartNumberingAfterBreak="0">
     <w:nsid w:val="1B5C3C89"/>
     <w:multiLevelType w:val="hybridMultilevel"/>
     <w:tmpl w:val="E94A3B5E"/>
@@ -33127,7 +34018,7 @@
       </w:pPr>
     </w:lvl>
   </w:abstractNum>
-  <w:abstractNum w:abstractNumId="9" w15:restartNumberingAfterBreak="0">
+  <w:abstractNum w:abstractNumId="10" w15:restartNumberingAfterBreak="0">
     <w:nsid w:val="219177D9"/>
     <w:multiLevelType w:val="hybridMultilevel"/>
     <w:tmpl w:val="283CD4D0"/>
@@ -33216,7 +34107,7 @@
       </w:pPr>
     </w:lvl>
   </w:abstractNum>
-  <w:abstractNum w:abstractNumId="10" w15:restartNumberingAfterBreak="0">
+  <w:abstractNum w:abstractNumId="11" w15:restartNumberingAfterBreak="0">
     <w:nsid w:val="21A1B7F7"/>
     <w:multiLevelType w:val="hybridMultilevel"/>
     <w:tmpl w:val="70FCD276"/>
@@ -33302,7 +34193,7 @@
       </w:pPr>
     </w:lvl>
   </w:abstractNum>
-  <w:abstractNum w:abstractNumId="11" w15:restartNumberingAfterBreak="0">
+  <w:abstractNum w:abstractNumId="12" w15:restartNumberingAfterBreak="0">
     <w:nsid w:val="24256988"/>
     <w:multiLevelType w:val="hybridMultilevel"/>
     <w:tmpl w:val="DC7AE506"/>
@@ -33391,7 +34282,7 @@
       </w:pPr>
     </w:lvl>
   </w:abstractNum>
-  <w:abstractNum w:abstractNumId="12" w15:restartNumberingAfterBreak="0">
+  <w:abstractNum w:abstractNumId="13" w15:restartNumberingAfterBreak="0">
     <w:nsid w:val="25BE31FB"/>
     <w:multiLevelType w:val="hybridMultilevel"/>
     <w:tmpl w:val="B2F4C9FC"/>
@@ -33480,7 +34371,7 @@
       </w:pPr>
     </w:lvl>
   </w:abstractNum>
-  <w:abstractNum w:abstractNumId="13" w15:restartNumberingAfterBreak="0">
+  <w:abstractNum w:abstractNumId="14" w15:restartNumberingAfterBreak="0">
     <w:nsid w:val="27437314"/>
     <w:multiLevelType w:val="hybridMultilevel"/>
     <w:tmpl w:val="B37AEDB2"/>
@@ -33572,7 +34463,156 @@
       </w:pPr>
     </w:lvl>
   </w:abstractNum>
-  <w:abstractNum w:abstractNumId="14" w15:restartNumberingAfterBreak="0">
+  <w:abstractNum w:abstractNumId="15" w15:restartNumberingAfterBreak="0">
+    <w:nsid w:val="2E2B5AA2"/>
+    <w:multiLevelType w:val="multilevel"/>
+    <w:tmpl w:val="8ABE3B22"/>
+    <w:lvl w:ilvl="0">
+      <w:start w:val="1"/>
+      <w:numFmt w:val="bullet"/>
+      <w:lvlText w:val=""/>
+      <w:lvlJc w:val="left"/>
+      <w:pPr>
+        <w:tabs>
+          <w:tab w:val="num" w:pos="720"/>
+        </w:tabs>
+        <w:ind w:left="720" w:hanging="360"/>
+      </w:pPr>
+      <w:rPr>
+        <w:rFonts w:ascii="Symbol" w:hAnsi="Symbol" w:hint="default"/>
+        <w:sz w:val="20"/>
+      </w:rPr>
+    </w:lvl>
+    <w:lvl w:ilvl="1" w:tentative="1">
+      <w:start w:val="1"/>
+      <w:numFmt w:val="bullet"/>
+      <w:lvlText w:val=""/>
+      <w:lvlJc w:val="left"/>
+      <w:pPr>
+        <w:tabs>
+          <w:tab w:val="num" w:pos="1440"/>
+        </w:tabs>
+        <w:ind w:left="1440" w:hanging="360"/>
+      </w:pPr>
+      <w:rPr>
+        <w:rFonts w:ascii="Symbol" w:hAnsi="Symbol" w:hint="default"/>
+        <w:sz w:val="20"/>
+      </w:rPr>
+    </w:lvl>
+    <w:lvl w:ilvl="2" w:tentative="1">
+      <w:start w:val="1"/>
+      <w:numFmt w:val="bullet"/>
+      <w:lvlText w:val=""/>
+      <w:lvlJc w:val="left"/>
+      <w:pPr>
+        <w:tabs>
+          <w:tab w:val="num" w:pos="2160"/>
+        </w:tabs>
+        <w:ind w:left="2160" w:hanging="360"/>
+      </w:pPr>
+      <w:rPr>
+        <w:rFonts w:ascii="Symbol" w:hAnsi="Symbol" w:hint="default"/>
+        <w:sz w:val="20"/>
+      </w:rPr>
+    </w:lvl>
+    <w:lvl w:ilvl="3" w:tentative="1">
+      <w:start w:val="1"/>
+      <w:numFmt w:val="bullet"/>
+      <w:lvlText w:val=""/>
+      <w:lvlJc w:val="left"/>
+      <w:pPr>
+        <w:tabs>
+          <w:tab w:val="num" w:pos="2880"/>
+        </w:tabs>
+        <w:ind w:left="2880" w:hanging="360"/>
+      </w:pPr>
+      <w:rPr>
+        <w:rFonts w:ascii="Symbol" w:hAnsi="Symbol" w:hint="default"/>
+        <w:sz w:val="20"/>
+      </w:rPr>
+    </w:lvl>
+    <w:lvl w:ilvl="4" w:tentative="1">
+      <w:start w:val="1"/>
+      <w:numFmt w:val="bullet"/>
+      <w:lvlText w:val=""/>
+      <w:lvlJc w:val="left"/>
+      <w:pPr>
+        <w:tabs>
+          <w:tab w:val="num" w:pos="3600"/>
+        </w:tabs>
+        <w:ind w:left="3600" w:hanging="360"/>
+      </w:pPr>
+      <w:rPr>
+        <w:rFonts w:ascii="Symbol" w:hAnsi="Symbol" w:hint="default"/>
+        <w:sz w:val="20"/>
+      </w:rPr>
+    </w:lvl>
+    <w:lvl w:ilvl="5" w:tentative="1">
+      <w:start w:val="1"/>
+      <w:numFmt w:val="bullet"/>
+      <w:lvlText w:val=""/>
+      <w:lvlJc w:val="left"/>
+      <w:pPr>
+        <w:tabs>
+          <w:tab w:val="num" w:pos="4320"/>
+        </w:tabs>
+        <w:ind w:left="4320" w:hanging="360"/>
+      </w:pPr>
+      <w:rPr>
+        <w:rFonts w:ascii="Symbol" w:hAnsi="Symbol" w:hint="default"/>
+        <w:sz w:val="20"/>
+      </w:rPr>
+    </w:lvl>
+    <w:lvl w:ilvl="6" w:tentative="1">
+      <w:start w:val="1"/>
+      <w:numFmt w:val="bullet"/>
+      <w:lvlText w:val=""/>
+      <w:lvlJc w:val="left"/>
+      <w:pPr>
+        <w:tabs>
+          <w:tab w:val="num" w:pos="5040"/>
+        </w:tabs>
+        <w:ind w:left="5040" w:hanging="360"/>
+      </w:pPr>
+      <w:rPr>
+        <w:rFonts w:ascii="Symbol" w:hAnsi="Symbol" w:hint="default"/>
+        <w:sz w:val="20"/>
+      </w:rPr>
+    </w:lvl>
+    <w:lvl w:ilvl="7" w:tentative="1">
+      <w:start w:val="1"/>
+      <w:numFmt w:val="bullet"/>
+      <w:lvlText w:val=""/>
+      <w:lvlJc w:val="left"/>
+      <w:pPr>
+        <w:tabs>
+          <w:tab w:val="num" w:pos="5760"/>
+        </w:tabs>
+        <w:ind w:left="5760" w:hanging="360"/>
+      </w:pPr>
+      <w:rPr>
+        <w:rFonts w:ascii="Symbol" w:hAnsi="Symbol" w:hint="default"/>
+        <w:sz w:val="20"/>
+      </w:rPr>
+    </w:lvl>
+    <w:lvl w:ilvl="8" w:tentative="1">
+      <w:start w:val="1"/>
+      <w:numFmt w:val="bullet"/>
+      <w:lvlText w:val=""/>
+      <w:lvlJc w:val="left"/>
+      <w:pPr>
+        <w:tabs>
+          <w:tab w:val="num" w:pos="6480"/>
+        </w:tabs>
+        <w:ind w:left="6480" w:hanging="360"/>
+      </w:pPr>
+      <w:rPr>
+        <w:rFonts w:ascii="Symbol" w:hAnsi="Symbol" w:hint="default"/>
+        <w:sz w:val="20"/>
+      </w:rPr>
+    </w:lvl>
+  </w:abstractNum>
+  <w:abstractNum w:abstractNumId="16" w15:restartNumberingAfterBreak="0">
     <w:nsid w:val="31107017"/>
     <w:multiLevelType w:val="hybridMultilevel"/>
     <w:tmpl w:val="0150B9AE"/>
@@ -33685,7 +34725,7 @@
       </w:rPr>
     </w:lvl>
   </w:abstractNum>
-  <w:abstractNum w:abstractNumId="15" w15:restartNumberingAfterBreak="0">
+  <w:abstractNum w:abstractNumId="17" w15:restartNumberingAfterBreak="0">
     <w:nsid w:val="318D3884"/>
     <w:multiLevelType w:val="hybridMultilevel"/>
     <w:tmpl w:val="54B8ACA0"/>
@@ -33774,7 +34814,7 @@
       </w:pPr>
     </w:lvl>
   </w:abstractNum>
-  <w:abstractNum w:abstractNumId="16" w15:restartNumberingAfterBreak="0">
+  <w:abstractNum w:abstractNumId="18" w15:restartNumberingAfterBreak="0">
     <w:nsid w:val="3310375B"/>
     <w:multiLevelType w:val="multilevel"/>
     <w:tmpl w:val="E354C1DA"/>
@@ -33898,7 +34938,7 @@
       </w:rPr>
     </w:lvl>
   </w:abstractNum>
-  <w:abstractNum w:abstractNumId="17" w15:restartNumberingAfterBreak="0">
+  <w:abstractNum w:abstractNumId="19" w15:restartNumberingAfterBreak="0">
     <w:nsid w:val="35716009"/>
     <w:multiLevelType w:val="hybridMultilevel"/>
     <w:tmpl w:val="50147FF0"/>
@@ -33987,7 +35027,7 @@
       </w:pPr>
     </w:lvl>
   </w:abstractNum>
-  <w:abstractNum w:abstractNumId="18" w15:restartNumberingAfterBreak="0">
+  <w:abstractNum w:abstractNumId="20" w15:restartNumberingAfterBreak="0">
     <w:nsid w:val="3C47E9AD"/>
     <w:multiLevelType w:val="hybridMultilevel"/>
     <w:tmpl w:val="2C62F4BE"/>
@@ -34073,7 +35113,7 @@
       </w:pPr>
     </w:lvl>
   </w:abstractNum>
-  <w:abstractNum w:abstractNumId="19" w15:restartNumberingAfterBreak="0">
+  <w:abstractNum w:abstractNumId="21" w15:restartNumberingAfterBreak="0">
     <w:nsid w:val="4366A4D5"/>
     <w:multiLevelType w:val="hybridMultilevel"/>
     <w:tmpl w:val="DEF27F56"/>
@@ -34159,7 +35199,7 @@
       </w:pPr>
     </w:lvl>
   </w:abstractNum>
-  <w:abstractNum w:abstractNumId="20" w15:restartNumberingAfterBreak="0">
+  <w:abstractNum w:abstractNumId="22" w15:restartNumberingAfterBreak="0">
     <w:nsid w:val="4D0FFFF9"/>
     <w:multiLevelType w:val="hybridMultilevel"/>
     <w:tmpl w:val="95CEA420"/>
@@ -34245,7 +35285,7 @@
       </w:pPr>
     </w:lvl>
   </w:abstractNum>
-  <w:abstractNum w:abstractNumId="21" w15:restartNumberingAfterBreak="0">
+  <w:abstractNum w:abstractNumId="23" w15:restartNumberingAfterBreak="0">
     <w:nsid w:val="4EC657B5"/>
     <w:multiLevelType w:val="hybridMultilevel"/>
     <w:tmpl w:val="0BFADF48"/>
@@ -34334,7 +35374,7 @@
       </w:pPr>
     </w:lvl>
   </w:abstractNum>
-  <w:abstractNum w:abstractNumId="22" w15:restartNumberingAfterBreak="0">
+  <w:abstractNum w:abstractNumId="24" w15:restartNumberingAfterBreak="0">
     <w:nsid w:val="55F55B6A"/>
     <w:multiLevelType w:val="hybridMultilevel"/>
     <w:tmpl w:val="62060CBA"/>
@@ -34423,7 +35463,7 @@
       </w:pPr>
     </w:lvl>
   </w:abstractNum>
-  <w:abstractNum w:abstractNumId="23" w15:restartNumberingAfterBreak="0">
+  <w:abstractNum w:abstractNumId="25" w15:restartNumberingAfterBreak="0">
     <w:nsid w:val="561708A3"/>
     <w:multiLevelType w:val="hybridMultilevel"/>
     <w:tmpl w:val="5C5CB28E"/>
@@ -34512,7 +35552,7 @@
       </w:pPr>
     </w:lvl>
   </w:abstractNum>
-  <w:abstractNum w:abstractNumId="24" w15:restartNumberingAfterBreak="0">
+  <w:abstractNum w:abstractNumId="26" w15:restartNumberingAfterBreak="0">
     <w:nsid w:val="56BB1189"/>
     <w:multiLevelType w:val="hybridMultilevel"/>
     <w:tmpl w:val="D354CC2A"/>
@@ -34601,7 +35641,7 @@
       </w:pPr>
     </w:lvl>
   </w:abstractNum>
-  <w:abstractNum w:abstractNumId="25" w15:restartNumberingAfterBreak="0">
+  <w:abstractNum w:abstractNumId="27" w15:restartNumberingAfterBreak="0">
     <w:nsid w:val="58395696"/>
     <w:multiLevelType w:val="hybridMultilevel"/>
     <w:tmpl w:val="F2D8DA82"/>
@@ -34690,7 +35730,7 @@
       </w:pPr>
     </w:lvl>
   </w:abstractNum>
-  <w:abstractNum w:abstractNumId="26" w15:restartNumberingAfterBreak="0">
+  <w:abstractNum w:abstractNumId="28" w15:restartNumberingAfterBreak="0">
     <w:nsid w:val="5E3439E0"/>
     <w:multiLevelType w:val="hybridMultilevel"/>
     <w:tmpl w:val="62060CBA"/>
@@ -34779,7 +35819,7 @@
       </w:pPr>
     </w:lvl>
   </w:abstractNum>
-  <w:abstractNum w:abstractNumId="27" w15:restartNumberingAfterBreak="0">
+  <w:abstractNum w:abstractNumId="29" w15:restartNumberingAfterBreak="0">
     <w:nsid w:val="63E93C89"/>
     <w:multiLevelType w:val="hybridMultilevel"/>
     <w:tmpl w:val="CB1221DE"/>
@@ -34868,7 +35908,7 @@
       </w:pPr>
     </w:lvl>
   </w:abstractNum>
-  <w:abstractNum w:abstractNumId="28" w15:restartNumberingAfterBreak="0">
+  <w:abstractNum w:abstractNumId="30" w15:restartNumberingAfterBreak="0">
     <w:nsid w:val="6A8670A9"/>
     <w:multiLevelType w:val="hybridMultilevel"/>
     <w:tmpl w:val="26EEE4B0"/>
@@ -34957,7 +35997,7 @@
       </w:pPr>
     </w:lvl>
   </w:abstractNum>
-  <w:abstractNum w:abstractNumId="29" w15:restartNumberingAfterBreak="0">
+  <w:abstractNum w:abstractNumId="31" w15:restartNumberingAfterBreak="0">
     <w:nsid w:val="6B1309B6"/>
     <w:multiLevelType w:val="hybridMultilevel"/>
     <w:tmpl w:val="D83AE5FE"/>
@@ -35046,7 +36086,7 @@
       </w:pPr>
     </w:lvl>
   </w:abstractNum>
-  <w:abstractNum w:abstractNumId="30" w15:restartNumberingAfterBreak="0">
+  <w:abstractNum w:abstractNumId="32" w15:restartNumberingAfterBreak="0">
     <w:nsid w:val="6DC5EAB6"/>
     <w:multiLevelType w:val="multilevel"/>
     <w:tmpl w:val="34B2F162"/>
@@ -35132,7 +36172,7 @@
       </w:pPr>
     </w:lvl>
   </w:abstractNum>
-  <w:abstractNum w:abstractNumId="31" w15:restartNumberingAfterBreak="0">
+  <w:abstractNum w:abstractNumId="33" w15:restartNumberingAfterBreak="0">
     <w:nsid w:val="6F6011DB"/>
     <w:multiLevelType w:val="hybridMultilevel"/>
     <w:tmpl w:val="2FD0A62C"/>
@@ -35221,7 +36261,7 @@
       </w:pPr>
     </w:lvl>
   </w:abstractNum>
-  <w:abstractNum w:abstractNumId="32" w15:restartNumberingAfterBreak="0">
+  <w:abstractNum w:abstractNumId="34" w15:restartNumberingAfterBreak="0">
     <w:nsid w:val="704DE312"/>
     <w:multiLevelType w:val="hybridMultilevel"/>
     <w:tmpl w:val="319A2CC8"/>
@@ -35307,7 +36347,7 @@
       </w:pPr>
     </w:lvl>
   </w:abstractNum>
-  <w:abstractNum w:abstractNumId="33" w15:restartNumberingAfterBreak="0">
+  <w:abstractNum w:abstractNumId="35" w15:restartNumberingAfterBreak="0">
     <w:nsid w:val="71BC0ED9"/>
     <w:multiLevelType w:val="hybridMultilevel"/>
     <w:tmpl w:val="814A62F8"/>
@@ -35396,7 +36436,156 @@
       </w:pPr>
     </w:lvl>
   </w:abstractNum>
-  <w:abstractNum w:abstractNumId="34" w15:restartNumberingAfterBreak="0">
+  <w:abstractNum w:abstractNumId="36" w15:restartNumberingAfterBreak="0">
+    <w:nsid w:val="727417B1"/>
+    <w:multiLevelType w:val="multilevel"/>
+    <w:tmpl w:val="1A16264A"/>
+    <w:lvl w:ilvl="0">
+      <w:start w:val="1"/>
+      <w:numFmt w:val="bullet"/>
+      <w:lvlText w:val=""/>
+      <w:lvlJc w:val="left"/>
+      <w:pPr>
+        <w:tabs>
+          <w:tab w:val="num" w:pos="720"/>
+        </w:tabs>
+        <w:ind w:left="720" w:hanging="360"/>
+      </w:pPr>
+      <w:rPr>
+        <w:rFonts w:ascii="Symbol" w:hAnsi="Symbol" w:hint="default"/>
+        <w:sz w:val="20"/>
+      </w:rPr>
+    </w:lvl>
+    <w:lvl w:ilvl="1" w:tentative="1">
+      <w:start w:val="1"/>
+      <w:numFmt w:val="bullet"/>
+      <w:lvlText w:val=""/>
+      <w:lvlJc w:val="left"/>
+      <w:pPr>
+        <w:tabs>
+          <w:tab w:val="num" w:pos="1440"/>
+        </w:tabs>
+        <w:ind w:left="1440" w:hanging="360"/>
+      </w:pPr>
+      <w:rPr>
+        <w:rFonts w:ascii="Symbol" w:hAnsi="Symbol" w:hint="default"/>
+        <w:sz w:val="20"/>
+      </w:rPr>
+    </w:lvl>
+    <w:lvl w:ilvl="2" w:tentative="1">
+      <w:start w:val="1"/>
+      <w:numFmt w:val="bullet"/>
+      <w:lvlText w:val=""/>
+      <w:lvlJc w:val="left"/>
+      <w:pPr>
+        <w:tabs>
+          <w:tab w:val="num" w:pos="2160"/>
+        </w:tabs>
+        <w:ind w:left="2160" w:hanging="360"/>
+      </w:pPr>
+      <w:rPr>
+        <w:rFonts w:ascii="Symbol" w:hAnsi="Symbol" w:hint="default"/>
+        <w:sz w:val="20"/>
+      </w:rPr>
+    </w:lvl>
+    <w:lvl w:ilvl="3" w:tentative="1">
+      <w:start w:val="1"/>
+      <w:numFmt w:val="bullet"/>
+      <w:lvlText w:val=""/>
+      <w:lvlJc w:val="left"/>
+      <w:pPr>
+        <w:tabs>
+          <w:tab w:val="num" w:pos="2880"/>
+        </w:tabs>
+        <w:ind w:left="2880" w:hanging="360"/>
+      </w:pPr>
+      <w:rPr>
+        <w:rFonts w:ascii="Symbol" w:hAnsi="Symbol" w:hint="default"/>
+        <w:sz w:val="20"/>
+      </w:rPr>
+    </w:lvl>
+    <w:lvl w:ilvl="4" w:tentative="1">
+      <w:start w:val="1"/>
+      <w:numFmt w:val="bullet"/>
+      <w:lvlText w:val=""/>
+      <w:lvlJc w:val="left"/>
+      <w:pPr>
+        <w:tabs>
+          <w:tab w:val="num" w:pos="3600"/>
+        </w:tabs>
+        <w:ind w:left="3600" w:hanging="360"/>
+      </w:pPr>
+      <w:rPr>
+        <w:rFonts w:ascii="Symbol" w:hAnsi="Symbol" w:hint="default"/>
+        <w:sz w:val="20"/>
+      </w:rPr>
+    </w:lvl>
+    <w:lvl w:ilvl="5" w:tentative="1">
+      <w:start w:val="1"/>
+      <w:numFmt w:val="bullet"/>
+      <w:lvlText w:val=""/>
+      <w:lvlJc w:val="left"/>
+      <w:pPr>
+        <w:tabs>
+          <w:tab w:val="num" w:pos="4320"/>
+        </w:tabs>
+        <w:ind w:left="4320" w:hanging="360"/>
+      </w:pPr>
+      <w:rPr>
+        <w:rFonts w:ascii="Symbol" w:hAnsi="Symbol" w:hint="default"/>
+        <w:sz w:val="20"/>
+      </w:rPr>
+    </w:lvl>
+    <w:lvl w:ilvl="6" w:tentative="1">
+      <w:start w:val="1"/>
+      <w:numFmt w:val="bullet"/>
+      <w:lvlText w:val=""/>
+      <w:lvlJc w:val="left"/>
+      <w:pPr>
+        <w:tabs>
+          <w:tab w:val="num" w:pos="5040"/>
+        </w:tabs>
+        <w:ind w:left="5040" w:hanging="360"/>
+      </w:pPr>
+      <w:rPr>
+        <w:rFonts w:ascii="Symbol" w:hAnsi="Symbol" w:hint="default"/>
+        <w:sz w:val="20"/>
+      </w:rPr>
+    </w:lvl>
+    <w:lvl w:ilvl="7" w:tentative="1">
+      <w:start w:val="1"/>
+      <w:numFmt w:val="bullet"/>
+      <w:lvlText w:val=""/>
+      <w:lvlJc w:val="left"/>
+      <w:pPr>
+        <w:tabs>
+          <w:tab w:val="num" w:pos="5760"/>
+        </w:tabs>
+        <w:ind w:left="5760" w:hanging="360"/>
+      </w:pPr>
+      <w:rPr>
+        <w:rFonts w:ascii="Symbol" w:hAnsi="Symbol" w:hint="default"/>
+        <w:sz w:val="20"/>
+      </w:rPr>
+    </w:lvl>
+    <w:lvl w:ilvl="8" w:tentative="1">
+      <w:start w:val="1"/>
+      <w:numFmt w:val="bullet"/>
+      <w:lvlText w:val=""/>
+      <w:lvlJc w:val="left"/>
+      <w:pPr>
+        <w:tabs>
+          <w:tab w:val="num" w:pos="6480"/>
+        </w:tabs>
+        <w:ind w:left="6480" w:hanging="360"/>
+      </w:pPr>
+      <w:rPr>
+        <w:rFonts w:ascii="Symbol" w:hAnsi="Symbol" w:hint="default"/>
+        <w:sz w:val="20"/>
+      </w:rPr>
+    </w:lvl>
+  </w:abstractNum>
+  <w:abstractNum w:abstractNumId="37" w15:restartNumberingAfterBreak="0">
     <w:nsid w:val="734C0373"/>
     <w:multiLevelType w:val="hybridMultilevel"/>
     <w:tmpl w:val="E5F6AFC6"/>
@@ -35509,7 +36698,7 @@
       </w:rPr>
     </w:lvl>
   </w:abstractNum>
-  <w:abstractNum w:abstractNumId="35" w15:restartNumberingAfterBreak="0">
+  <w:abstractNum w:abstractNumId="38" w15:restartNumberingAfterBreak="0">
     <w:nsid w:val="746F5D6F"/>
     <w:multiLevelType w:val="hybridMultilevel"/>
     <w:tmpl w:val="0E0C3284"/>
@@ -35595,7 +36784,7 @@
       </w:pPr>
     </w:lvl>
   </w:abstractNum>
-  <w:abstractNum w:abstractNumId="36" w15:restartNumberingAfterBreak="0">
+  <w:abstractNum w:abstractNumId="39" w15:restartNumberingAfterBreak="0">
     <w:nsid w:val="78DF6537"/>
     <w:multiLevelType w:val="hybridMultilevel"/>
     <w:tmpl w:val="81565832"/>
@@ -35708,7 +36897,7 @@
       </w:rPr>
     </w:lvl>
   </w:abstractNum>
-  <w:abstractNum w:abstractNumId="37" w15:restartNumberingAfterBreak="0">
+  <w:abstractNum w:abstractNumId="40" w15:restartNumberingAfterBreak="0">
     <w:nsid w:val="7C8129AA"/>
     <w:multiLevelType w:val="hybridMultilevel"/>
     <w:tmpl w:val="1CB476B6"/>
@@ -35821,7 +37010,7 @@
       </w:rPr>
     </w:lvl>
   </w:abstractNum>
-  <w:abstractNum w:abstractNumId="38" w15:restartNumberingAfterBreak="0">
+  <w:abstractNum w:abstractNumId="41" w15:restartNumberingAfterBreak="0">
     <w:nsid w:val="7E4205FA"/>
     <w:multiLevelType w:val="hybridMultilevel"/>
     <w:tmpl w:val="52E48D7E"/>
@@ -35911,13 +37100,13 @@
     </w:lvl>
   </w:abstractNum>
   <w:num w:numId="1" w16cid:durableId="1863088277">
-    <w:abstractNumId w:val="35"/>
+    <w:abstractNumId w:val="38"/>
   </w:num>
   <w:num w:numId="2" w16cid:durableId="1675063786">
-    <w:abstractNumId w:val="18"/>
+    <w:abstractNumId w:val="20"/>
   </w:num>
   <w:num w:numId="3" w16cid:durableId="282153549">
-    <w:abstractNumId w:val="19"/>
+    <w:abstractNumId w:val="21"/>
   </w:num>
   <w:num w:numId="4" w16cid:durableId="1755739765">
     <w:abstractNumId w:val="3"/>
@@ -35926,73 +37115,73 @@
     <w:abstractNumId w:val="2"/>
   </w:num>
   <w:num w:numId="6" w16cid:durableId="1917280596">
-    <w:abstractNumId w:val="30"/>
+    <w:abstractNumId w:val="32"/>
   </w:num>
   <w:num w:numId="7" w16cid:durableId="1430006966">
-    <w:abstractNumId w:val="10"/>
+    <w:abstractNumId w:val="11"/>
   </w:num>
   <w:num w:numId="8" w16cid:durableId="1842499113">
     <w:abstractNumId w:val="1"/>
   </w:num>
   <w:num w:numId="9" w16cid:durableId="618531584">
-    <w:abstractNumId w:val="20"/>
+    <w:abstractNumId w:val="22"/>
   </w:num>
   <w:num w:numId="10" w16cid:durableId="1564179778">
-    <w:abstractNumId w:val="32"/>
+    <w:abstractNumId w:val="34"/>
   </w:num>
   <w:num w:numId="11" w16cid:durableId="274292633">
+    <w:abstractNumId w:val="18"/>
+  </w:num>
+  <w:num w:numId="12" w16cid:durableId="1778479553">
+    <w:abstractNumId w:val="37"/>
+  </w:num>
+  <w:num w:numId="13" w16cid:durableId="1239948397">
     <w:abstractNumId w:val="16"/>
   </w:num>
-  <w:num w:numId="12" w16cid:durableId="1778479553">
-    <w:abstractNumId w:val="34"/>
+  <w:num w:numId="14" w16cid:durableId="1213275695">
+    <w:abstractNumId w:val="24"/>
   </w:num>
-  <w:num w:numId="13" w16cid:durableId="1239948397">
+  <w:num w:numId="15" w16cid:durableId="634990347">
+    <w:abstractNumId w:val="28"/>
+  </w:num>
+  <w:num w:numId="16" w16cid:durableId="1021201596">
+    <w:abstractNumId w:val="30"/>
+  </w:num>
+  <w:num w:numId="17" w16cid:durableId="1613397559">
+    <w:abstractNumId w:val="13"/>
+  </w:num>
+  <w:num w:numId="18" w16cid:durableId="742533868">
+    <w:abstractNumId w:val="41"/>
+  </w:num>
+  <w:num w:numId="19" w16cid:durableId="1980451208">
+    <w:abstractNumId w:val="25"/>
+  </w:num>
+  <w:num w:numId="20" w16cid:durableId="456222680">
+    <w:abstractNumId w:val="33"/>
+  </w:num>
+  <w:num w:numId="21" w16cid:durableId="1819687431">
     <w:abstractNumId w:val="14"/>
   </w:num>
-  <w:num w:numId="14" w16cid:durableId="1213275695">
-    <w:abstractNumId w:val="22"/>
-  </w:num>
-  <w:num w:numId="15" w16cid:durableId="634990347">
-    <w:abstractNumId w:val="26"/>
-  </w:num>
-  <w:num w:numId="16" w16cid:durableId="1021201596">
-    <w:abstractNumId w:val="28"/>
-  </w:num>
-  <w:num w:numId="17" w16cid:durableId="1613397559">
+  <w:num w:numId="22" w16cid:durableId="1969580758">
     <w:abstractNumId w:val="12"/>
   </w:num>
-  <w:num w:numId="18" w16cid:durableId="742533868">
-    <w:abstractNumId w:val="38"/>
+  <w:num w:numId="23" w16cid:durableId="173617809">
+    <w:abstractNumId w:val="10"/>
   </w:num>
-  <w:num w:numId="19" w16cid:durableId="1980451208">
+  <w:num w:numId="24" w16cid:durableId="413015072">
+    <w:abstractNumId w:val="35"/>
+  </w:num>
+  <w:num w:numId="25" w16cid:durableId="992832128">
     <w:abstractNumId w:val="23"/>
   </w:num>
-  <w:num w:numId="20" w16cid:durableId="456222680">
-    <w:abstractNumId w:val="31"/>
-  </w:num>
-  <w:num w:numId="21" w16cid:durableId="1819687431">
-    <w:abstractNumId w:val="13"/>
-  </w:num>
-  <w:num w:numId="22" w16cid:durableId="1969580758">
-    <w:abstractNumId w:val="11"/>
-  </w:num>
-  <w:num w:numId="23" w16cid:durableId="173617809">
+  <w:num w:numId="26" w16cid:durableId="712997389">
     <w:abstractNumId w:val="9"/>
   </w:num>
-  <w:num w:numId="24" w16cid:durableId="413015072">
-    <w:abstractNumId w:val="33"/>
-  </w:num>
-  <w:num w:numId="25" w16cid:durableId="992832128">
-    <w:abstractNumId w:val="21"/>
-  </w:num>
-  <w:num w:numId="26" w16cid:durableId="712997389">
-    <w:abstractNumId w:val="8"/>
-  </w:num>
   <w:num w:numId="27" w16cid:durableId="2114133182">
-    <w:abstractNumId w:val="6"/>
+    <w:abstractNumId w:val="7"/>
   </w:num>
   <w:num w:numId="28" w16cid:durableId="1734616856">
-    <w:abstractNumId w:val="29"/>
+    <w:abstractNumId w:val="31"/>
   </w:num>
   <w:num w:numId="29" w16cid:durableId="639501216">
     <w:abstractNumId w:val="0"/>
@@ -36001,37 +37190,46 @@
     <w:abstractNumId w:val="5"/>
   </w:num>
   <w:num w:numId="31" w16cid:durableId="6257713">
-    <w:abstractNumId w:val="15"/>
+    <w:abstractNumId w:val="17"/>
   </w:num>
   <w:num w:numId="32" w16cid:durableId="1651715817">
-    <w:abstractNumId w:val="27"/>
+    <w:abstractNumId w:val="29"/>
   </w:num>
   <w:num w:numId="33" w16cid:durableId="2064254459">
-    <w:abstractNumId w:val="17"/>
+    <w:abstractNumId w:val="19"/>
   </w:num>
   <w:num w:numId="34" w16cid:durableId="1116556838">
-    <w:abstractNumId w:val="24"/>
+    <w:abstractNumId w:val="26"/>
   </w:num>
   <w:num w:numId="35" w16cid:durableId="686440595">
-    <w:abstractNumId w:val="36"/>
+    <w:abstractNumId w:val="39"/>
   </w:num>
   <w:num w:numId="36" w16cid:durableId="590547581">
-    <w:abstractNumId w:val="37"/>
+    <w:abstractNumId w:val="40"/>
   </w:num>
   <w:num w:numId="37" w16cid:durableId="524638040">
-    <w:abstractNumId w:val="7"/>
+    <w:abstractNumId w:val="8"/>
   </w:num>
   <w:num w:numId="38" w16cid:durableId="480660477">
-    <w:abstractNumId w:val="25"/>
+    <w:abstractNumId w:val="27"/>
   </w:num>
   <w:num w:numId="39" w16cid:durableId="898171588">
     <w:abstractNumId w:val="4"/>
+  </w:num>
+  <w:num w:numId="40" w16cid:durableId="1208757033">
+    <w:abstractNumId w:val="6"/>
+  </w:num>
+  <w:num w:numId="41" w16cid:durableId="583957142">
+    <w:abstractNumId w:val="36"/>
+  </w:num>
+  <w:num w:numId="42" w16cid:durableId="148641105">
+    <w:abstractNumId w:val="15"/>
   </w:num>
 </w:numbering>
 </file>
 
 <file path=word/styles.xml><?xml version="1.0" encoding="utf-8"?>
-<w:styles xmlns:mc="http://schemas.openxmlformats.org/markup-compatibility/2006" xmlns:r="http://schemas.openxmlformats.org/officeDocument/2006/relationships" xmlns:w="http://schemas.openxmlformats.org/wordprocessingml/2006/main" xmlns:w14="http://schemas.microsoft.com/office/word/2010/wordml" xmlns:w15="http://schemas.microsoft.com/office/word/2012/wordml" xmlns:w16cex="http://schemas.microsoft.com/office/word/2018/wordml/cex" xmlns:w16cid="http://schemas.microsoft.com/office/word/2016/wordml/cid" xmlns:w16="http://schemas.microsoft.com/office/word/2018/wordml" xmlns:w16du="http://schemas.microsoft.com/office/word/2023/wordml/word16du" xmlns:w16sdtdh="http://schemas.microsoft.com/office/word/2020/wordml/sdtdatahash" xmlns:w16se="http://schemas.microsoft.com/office/word/2015/wordml/symex" mc:Ignorable="w14 w15 w16se w16cid w16 w16cex w16sdtdh w16du">
+<w:styles xmlns:mc="http://schemas.openxmlformats.org/markup-compatibility/2006" xmlns:r="http://schemas.openxmlformats.org/officeDocument/2006/relationships" xmlns:w="http://schemas.openxmlformats.org/wordprocessingml/2006/main" xmlns:w14="http://schemas.microsoft.com/office/word/2010/wordml" xmlns:w15="http://schemas.microsoft.com/office/word/2012/wordml" xmlns:w16cex="http://schemas.microsoft.com/office/word/2018/wordml/cex" xmlns:w16cid="http://schemas.microsoft.com/office/word/2016/wordml/cid" xmlns:w16="http://schemas.microsoft.com/office/word/2018/wordml" xmlns:w16du="http://schemas.microsoft.com/office/word/2023/wordml/word16du" xmlns:w16sdtdh="http://schemas.microsoft.com/office/word/2020/wordml/sdtdatahash" xmlns:w16sdtfl="http://schemas.microsoft.com/office/word/2024/wordml/sdtformatlock" xmlns:w16se="http://schemas.microsoft.com/office/word/2015/wordml/symex" mc:Ignorable="w14 w15 w16se w16cid w16 w16cex w16sdtdh w16sdtfl w16du">
   <w:docDefaults>
     <w:rPrDefault>
       <w:rPr>
@@ -36455,6 +37653,29 @@
       <w:sz w:val="28"/>
       <w:szCs w:val="20"/>
       <w:lang w:val="en-US"/>
+    </w:rPr>
+  </w:style>
+  <w:style w:type="paragraph" w:styleId="Heading3">
+    <w:name w:val="heading 3"/>
+    <w:basedOn w:val="Normal"/>
+    <w:next w:val="Normal"/>
+    <w:link w:val="Heading3Char"/>
+    <w:uiPriority w:val="9"/>
+    <w:semiHidden/>
+    <w:unhideWhenUsed/>
+    <w:qFormat/>
+    <w:rsid w:val="00CB1CBD"/>
+    <w:pPr>
+      <w:keepNext/>
+      <w:keepLines/>
+      <w:spacing w:before="40" w:after="0"/>
+      <w:outlineLvl w:val="2"/>
+    </w:pPr>
+    <w:rPr>
+      <w:rFonts w:asciiTheme="majorHAnsi" w:eastAsiaTheme="majorEastAsia" w:hAnsiTheme="majorHAnsi" w:cstheme="majorBidi"/>
+      <w:color w:val="1F4D78" w:themeColor="accent1" w:themeShade="7F"/>
+      <w:sz w:val="24"/>
+      <w:szCs w:val="24"/>
     </w:rPr>
   </w:style>
   <w:style w:type="character" w:default="1" w:styleId="DefaultParagraphFont">
@@ -37409,6 +38630,49 @@
       <w:lang w:val="en-US"/>
     </w:rPr>
   </w:style>
+  <w:style w:type="character" w:customStyle="1" w:styleId="Heading3Char">
+    <w:name w:val="Heading 3 Char"/>
+    <w:basedOn w:val="DefaultParagraphFont"/>
+    <w:link w:val="Heading3"/>
+    <w:uiPriority w:val="9"/>
+    <w:semiHidden/>
+    <w:rsid w:val="00CB1CBD"/>
+    <w:rPr>
+      <w:rFonts w:asciiTheme="majorHAnsi" w:eastAsiaTheme="majorEastAsia" w:hAnsiTheme="majorHAnsi" w:cstheme="majorBidi"/>
+      <w:color w:val="1F4D78" w:themeColor="accent1" w:themeShade="7F"/>
+      <w:sz w:val="24"/>
+      <w:szCs w:val="24"/>
+    </w:rPr>
+  </w:style>
+  <w:style w:type="character" w:styleId="Strong">
+    <w:name w:val="Strong"/>
+    <w:basedOn w:val="DefaultParagraphFont"/>
+    <w:uiPriority w:val="22"/>
+    <w:qFormat/>
+    <w:rsid w:val="00CB1CBD"/>
+    <w:rPr>
+      <w:b/>
+      <w:bCs/>
+    </w:rPr>
+  </w:style>
+  <w:style w:type="character" w:styleId="HTMLCode">
+    <w:name w:val="HTML Code"/>
+    <w:basedOn w:val="DefaultParagraphFont"/>
+    <w:uiPriority w:val="99"/>
+    <w:semiHidden/>
+    <w:unhideWhenUsed/>
+    <w:rsid w:val="00CB1CBD"/>
+    <w:rPr>
+      <w:rFonts w:ascii="Courier New" w:eastAsia="Times New Roman" w:hAnsi="Courier New" w:cs="Courier New"/>
+      <w:sz w:val="20"/>
+      <w:szCs w:val="20"/>
+    </w:rPr>
+  </w:style>
+  <w:style w:type="character" w:customStyle="1" w:styleId="bot-name-2juo4t">
+    <w:name w:val="bot-name-2juo4t"/>
+    <w:basedOn w:val="DefaultParagraphFont"/>
+    <w:rsid w:val="00CB1CBD"/>
+  </w:style>
 </w:styles>
 </file>
 
@@ -37674,6 +38938,37 @@
 </file>
 
 <file path=customXml/item1.xml><?xml version="1.0" encoding="utf-8"?>
+<p:properties xmlns:p="http://schemas.microsoft.com/office/2006/metadata/properties" xmlns:xsi="http://www.w3.org/2001/XMLSchema-instance" xmlns:pc="http://schemas.microsoft.com/office/infopath/2007/PartnerControls">
+  <documentManagement>
+    <TaxCatchAll xmlns="e0c807ce-6b6d-43ea-baf1-ff71d49a77dc" xsi:nil="true"/>
+    <lcf76f155ced4ddcb4097134ff3c332f xmlns="efafee77-e129-4100-8912-a819cca32c3a">
+      <Terms xmlns="http://schemas.microsoft.com/office/infopath/2007/PartnerControls"/>
+    </lcf76f155ced4ddcb4097134ff3c332f>
+    <Name_x002f_Generatedby xmlns="efafee77-e129-4100-8912-a819cca32c3a" xsi:nil="true"/>
+    <SharedWithUsers xmlns="e0c807ce-6b6d-43ea-baf1-ff71d49a77dc">
+      <UserInfo>
+        <DisplayName/>
+        <AccountId xsi:nil="true"/>
+        <AccountType/>
+      </UserInfo>
+    </SharedWithUsers>
+    <BusinessReviewed xmlns="efafee77-e129-4100-8912-a819cca32c3a" xsi:nil="true"/>
+    <PMOReviewed xmlns="efafee77-e129-4100-8912-a819cca32c3a" xsi:nil="true"/>
+    <ITStatus xmlns="efafee77-e129-4100-8912-a819cca32c3a" xsi:nil="true"/>
+  </documentManagement>
+</p:properties>
+</file>
+
+<file path=customXml/item2.xml><?xml version="1.0" encoding="utf-8"?>
+<?mso-contentType ?>
+<FormTemplates xmlns="http://schemas.microsoft.com/sharepoint/v3/contenttype/forms">
+  <Display>DocumentLibraryForm</Display>
+  <Edit>DocumentLibraryForm</Edit>
+  <New>DocumentLibraryForm</New>
+</FormTemplates>
+</file>
+
+<file path=customXml/item3.xml><?xml version="1.0" encoding="utf-8"?>
 <ct:contentTypeSchema xmlns:ct="http://schemas.microsoft.com/office/2006/metadata/contentType" xmlns:ma="http://schemas.microsoft.com/office/2006/metadata/properties/metaAttributes" ct:_="" ma:_="" ma:contentTypeName="Document" ma:contentTypeID="0x010100CDDB86E34232FE438F6B0B6FF3F2FACA" ma:contentTypeVersion="20" ma:contentTypeDescription="Create a new document." ma:contentTypeScope="" ma:versionID="d2c47736c89acbb3f12cced672a290b3">
   <xsd:schema xmlns:xsd="http://www.w3.org/2001/XMLSchema" xmlns:xs="http://www.w3.org/2001/XMLSchema" xmlns:p="http://schemas.microsoft.com/office/2006/metadata/properties" xmlns:ns2="efafee77-e129-4100-8912-a819cca32c3a" xmlns:ns3="e0c807ce-6b6d-43ea-baf1-ff71d49a77dc" targetNamespace="http://schemas.microsoft.com/office/2006/metadata/properties" ma:root="true" ma:fieldsID="644c0822aaa0db435d52394c0cd2ba20" ns2:_="" ns3:_="">
     <xsd:import namespace="efafee77-e129-4100-8912-a819cca32c3a"/>
@@ -37928,42 +39223,30 @@
 </ct:contentTypeSchema>
 </file>
 
-<file path=customXml/item2.xml><?xml version="1.0" encoding="utf-8"?>
-<?mso-contentType ?>
-<FormTemplates xmlns="http://schemas.microsoft.com/sharepoint/v3/contenttype/forms">
-  <Display>DocumentLibraryForm</Display>
-  <Edit>DocumentLibraryForm</Edit>
-  <New>DocumentLibraryForm</New>
-</FormTemplates>
-</file>
-
-<file path=customXml/item3.xml><?xml version="1.0" encoding="utf-8"?>
-<p:properties xmlns:p="http://schemas.microsoft.com/office/2006/metadata/properties" xmlns:xsi="http://www.w3.org/2001/XMLSchema-instance" xmlns:pc="http://schemas.microsoft.com/office/infopath/2007/PartnerControls">
-  <documentManagement>
-    <TaxCatchAll xmlns="e0c807ce-6b6d-43ea-baf1-ff71d49a77dc" xsi:nil="true"/>
-    <lcf76f155ced4ddcb4097134ff3c332f xmlns="efafee77-e129-4100-8912-a819cca32c3a">
-      <Terms xmlns="http://schemas.microsoft.com/office/infopath/2007/PartnerControls"/>
-    </lcf76f155ced4ddcb4097134ff3c332f>
-    <Name_x002f_Generatedby xmlns="efafee77-e129-4100-8912-a819cca32c3a" xsi:nil="true"/>
-    <SharedWithUsers xmlns="e0c807ce-6b6d-43ea-baf1-ff71d49a77dc">
-      <UserInfo>
-        <DisplayName/>
-        <AccountId xsi:nil="true"/>
-        <AccountType/>
-      </UserInfo>
-    </SharedWithUsers>
-    <BusinessReviewed xmlns="efafee77-e129-4100-8912-a819cca32c3a" xsi:nil="true"/>
-    <PMOReviewed xmlns="efafee77-e129-4100-8912-a819cca32c3a" xsi:nil="true"/>
-    <ITStatus xmlns="efafee77-e129-4100-8912-a819cca32c3a" xsi:nil="true"/>
-  </documentManagement>
-</p:properties>
-</file>
-
 <file path=customXml/item4.xml><?xml version="1.0" encoding="utf-8"?>
 <b:Sources xmlns:b="http://schemas.openxmlformats.org/officeDocument/2006/bibliography" xmlns="http://schemas.openxmlformats.org/officeDocument/2006/bibliography" SelectedStyle="\APASixthEditionOfficeOnline.xsl" StyleName="APA" Version="6"/>
 </file>
 
 <file path=customXml/itemProps1.xml><?xml version="1.0" encoding="utf-8"?>
+<ds:datastoreItem xmlns:ds="http://schemas.openxmlformats.org/officeDocument/2006/customXml" ds:itemID="{740963F5-712D-49D1-9541-DEB597E57EF6}">
+  <ds:schemaRefs>
+    <ds:schemaRef ds:uri="http://schemas.microsoft.com/office/2006/metadata/properties"/>
+    <ds:schemaRef ds:uri="http://schemas.microsoft.com/office/infopath/2007/PartnerControls"/>
+    <ds:schemaRef ds:uri="e0c807ce-6b6d-43ea-baf1-ff71d49a77dc"/>
+    <ds:schemaRef ds:uri="efafee77-e129-4100-8912-a819cca32c3a"/>
+  </ds:schemaRefs>
+</ds:datastoreItem>
+</file>
+
+<file path=customXml/itemProps2.xml><?xml version="1.0" encoding="utf-8"?>
+<ds:datastoreItem xmlns:ds="http://schemas.openxmlformats.org/officeDocument/2006/customXml" ds:itemID="{5F0120C5-812B-4E2C-A47E-8EDFC76F0921}">
+  <ds:schemaRefs>
+    <ds:schemaRef ds:uri="http://schemas.microsoft.com/sharepoint/v3/contenttype/forms"/>
+  </ds:schemaRefs>
+</ds:datastoreItem>
+</file>
+
+<file path=customXml/itemProps3.xml><?xml version="1.0" encoding="utf-8"?>
 <ds:datastoreItem xmlns:ds="http://schemas.openxmlformats.org/officeDocument/2006/customXml" ds:itemID="{FEB0A621-1FCD-4351-9765-248A6840C89F}">
   <ds:schemaRefs>
     <ds:schemaRef ds:uri="http://schemas.microsoft.com/office/2006/metadata/contentType"/>
@@ -37982,25 +39265,6 @@
 </ds:datastoreItem>
 </file>
 
-<file path=customXml/itemProps2.xml><?xml version="1.0" encoding="utf-8"?>
-<ds:datastoreItem xmlns:ds="http://schemas.openxmlformats.org/officeDocument/2006/customXml" ds:itemID="{5F0120C5-812B-4E2C-A47E-8EDFC76F0921}">
-  <ds:schemaRefs>
-    <ds:schemaRef ds:uri="http://schemas.microsoft.com/sharepoint/v3/contenttype/forms"/>
-  </ds:schemaRefs>
-</ds:datastoreItem>
-</file>
-
-<file path=customXml/itemProps3.xml><?xml version="1.0" encoding="utf-8"?>
-<ds:datastoreItem xmlns:ds="http://schemas.openxmlformats.org/officeDocument/2006/customXml" ds:itemID="{740963F5-712D-49D1-9541-DEB597E57EF6}">
-  <ds:schemaRefs>
-    <ds:schemaRef ds:uri="http://schemas.microsoft.com/office/2006/metadata/properties"/>
-    <ds:schemaRef ds:uri="http://schemas.microsoft.com/office/infopath/2007/PartnerControls"/>
-    <ds:schemaRef ds:uri="e0c807ce-6b6d-43ea-baf1-ff71d49a77dc"/>
-    <ds:schemaRef ds:uri="efafee77-e129-4100-8912-a819cca32c3a"/>
-  </ds:schemaRefs>
-</ds:datastoreItem>
-</file>
-
 <file path=customXml/itemProps4.xml><?xml version="1.0" encoding="utf-8"?>
 <ds:datastoreItem xmlns:ds="http://schemas.openxmlformats.org/officeDocument/2006/customXml" ds:itemID="{EA1AAEFE-4542-4BA8-B9ED-7F121D5CE018}">
   <ds:schemaRefs>
